--- a/lessons/10-4/downloads/10-4-notes-teacher.docx
+++ b/lessons/10-4/downloads/10-4-notes-teacher.docx
@@ -14,7 +14,7 @@
           <w:sz w:val="18"/>
           <w:szCs w:val="18"/>
         </w:rPr>
-        <w:t xml:space="preserve">UNIT 10  ·  LESSON 4      STANDARD 6.G.4</w:t>
+        <w:t xml:space="preserve">UNIT 10  ·  LESSON 4      STANDARD 6.GR.4</w:t>
       </w:r>
     </w:p>
     <w:p>
@@ -2512,7 +2512,7 @@
           <w:sz w:val="21"/>
           <w:szCs w:val="21"/>
         </w:rPr>
-        <w:t xml:space="preserve">Start with:  The two triangular bases together are 2 × (½ × 6 × 4) = ___.</w:t>
+        <w:t xml:space="preserve">Start with:  When I got stuck, I found the ___ of each face and added them together.</w:t>
       </w:r>
       <w:r>
         <w:rPr>
@@ -2523,7 +2523,7 @@
           <w:szCs w:val="19"/>
         </w:rPr>
         <w:br/>
-        <w:t xml:space="preserve">Las dos bases triangulares juntas son 2 × (½ × 6 × 4) = ___.</w:t>
+        <w:t xml:space="preserve">Cuando me atasqué, hallé el ___ de cada cara y las sumé.</w:t>
       </w:r>
     </w:p>
     <w:p>
@@ -2608,6 +2608,32 @@
           <w:szCs w:val="19"/>
         </w:rPr>
         <w:t xml:space="preserve">Solve each problem. Show your thinking in the work box.</w:t>
+      </w:r>
+    </w:p>
+    <w:p>
+      <w:pPr>
+        <w:pStyle w:val="Heading2"/>
+        <w:spacing w:after="80" w:before="180"/>
+      </w:pPr>
+      <w:r>
+        <w:rPr>
+          <w:b/>
+          <w:bCs/>
+          <w:color w:val="12355B"/>
+          <w:sz w:val="24"/>
+          <w:szCs w:val="24"/>
+        </w:rPr>
+        <w:t xml:space="preserve">Level 1 Support</w:t>
+      </w:r>
+      <w:r>
+        <w:rPr>
+          <w:i/>
+          <w:iCs/>
+          <w:color w:val="1FA6A2"/>
+          <w:sz w:val="19"/>
+          <w:szCs w:val="19"/>
+        </w:rPr>
+        <w:t xml:space="preserve">   extra scaffolding</w:t>
       </w:r>
     </w:p>
     <w:p>
@@ -2742,6 +2768,32 @@
     </w:tbl>
     <w:p>
       <w:pPr>
+        <w:pStyle w:val="Heading2"/>
+        <w:spacing w:after="80" w:before="180"/>
+      </w:pPr>
+      <w:r>
+        <w:rPr>
+          <w:b/>
+          <w:bCs/>
+          <w:color w:val="12355B"/>
+          <w:sz w:val="24"/>
+          <w:szCs w:val="24"/>
+        </w:rPr>
+        <w:t xml:space="preserve">On Level</w:t>
+      </w:r>
+      <w:r>
+        <w:rPr>
+          <w:i/>
+          <w:iCs/>
+          <w:color w:val="12355B"/>
+          <w:sz w:val="19"/>
+          <w:szCs w:val="19"/>
+        </w:rPr>
+        <w:t xml:space="preserve">   grade-level practice</w:t>
+      </w:r>
+    </w:p>
+    <w:p>
+      <w:pPr>
         <w:keepNext/>
         <w:spacing w:after="60" w:before="160"/>
       </w:pPr>
@@ -2872,266 +2924,6 @@
     </w:tbl>
     <w:p>
       <w:pPr>
-        <w:keepNext/>
-        <w:spacing w:after="60" w:before="160"/>
-      </w:pPr>
-      <w:r>
-        <w:rPr>
-          <w:b/>
-          <w:bCs/>
-          <w:color w:val="12355B"/>
-          <w:sz w:val="22"/>
-          <w:szCs w:val="22"/>
-        </w:rPr>
-        <w:t xml:space="preserve">3.  </w:t>
-      </w:r>
-      <w:r>
-        <w:rPr>
-          <w:b/>
-          <w:bCs/>
-          <w:sz w:val="21"/>
-          <w:szCs w:val="21"/>
-        </w:rPr>
-        <w:t xml:space="preserve">A rectangular time capsule box measures 3 in by 4 in by 5 in. How much wrapping paper covers its surface (no overlap)?</w:t>
-      </w:r>
-    </w:p>
-    <w:p>
-      <w:pPr>
-        <w:spacing w:after="40"/>
-        <w:ind w:left="420"/>
-      </w:pPr>
-      <w:r>
-        <w:rPr>
-          <w:sz w:val="20"/>
-          <w:szCs w:val="20"/>
-        </w:rPr>
-        <w:t xml:space="preserve">A)  94 in²</w:t>
-      </w:r>
-    </w:p>
-    <w:p>
-      <w:pPr>
-        <w:spacing w:after="40"/>
-        <w:ind w:left="420"/>
-      </w:pPr>
-      <w:r>
-        <w:rPr>
-          <w:sz w:val="20"/>
-          <w:szCs w:val="20"/>
-        </w:rPr>
-        <w:t xml:space="preserve">B)  60 in²</w:t>
-      </w:r>
-    </w:p>
-    <w:p>
-      <w:pPr>
-        <w:spacing w:after="40"/>
-        <w:ind w:left="420"/>
-      </w:pPr>
-      <w:r>
-        <w:rPr>
-          <w:sz w:val="20"/>
-          <w:szCs w:val="20"/>
-        </w:rPr>
-        <w:t xml:space="preserve">C)  47 in²</w:t>
-      </w:r>
-    </w:p>
-    <w:p>
-      <w:pPr>
-        <w:spacing w:after="40"/>
-        <w:ind w:left="420"/>
-      </w:pPr>
-      <w:r>
-        <w:rPr>
-          <w:sz w:val="20"/>
-          <w:szCs w:val="20"/>
-        </w:rPr>
-        <w:t xml:space="preserve">D)  94 in³</w:t>
-      </w:r>
-    </w:p>
-    <w:p>
-      <w:pPr>
-        <w:spacing w:after="20"/>
-      </w:pPr>
-      <w:r>
-        <w:t xml:space="preserve"/>
-      </w:r>
-    </w:p>
-    <w:tbl>
-      <w:tblPr>
-        <w:tblW w:type="pct" w:w="100%"/>
-        <w:tblBorders>
-          <w:top w:val="single" w:color="C7D2DD" w:sz="6"/>
-          <w:left w:val="single" w:color="C7D2DD" w:sz="6"/>
-          <w:bottom w:val="single" w:color="C7D2DD" w:sz="6"/>
-          <w:right w:val="single" w:color="C7D2DD" w:sz="6"/>
-          <w:insideH w:val="single" w:color="auto" w:sz="4"/>
-          <w:insideV w:val="single" w:color="auto" w:sz="4"/>
-        </w:tblBorders>
-      </w:tblPr>
-      <w:tblGrid>
-        <w:gridCol w:w="100"/>
-      </w:tblGrid>
-      <w:tr>
-        <w:tc>
-          <w:tcPr>
-            <w:shd w:fill="FBF3E2" w:color="auto" w:val="clear"/>
-            <w:tcMar>
-              <w:top w:type="dxa" w:w="60"/>
-              <w:left w:type="dxa" w:w="120"/>
-              <w:bottom w:type="dxa" w:w="60"/>
-              <w:right w:type="dxa" w:w="120"/>
-            </w:tcMar>
-          </w:tcPr>
-          <w:p>
-            <w:pPr>
-              <w:spacing w:after="0" w:line="320"/>
-            </w:pPr>
-            <w:r>
-              <w:t xml:space="preserve"/>
-            </w:r>
-          </w:p>
-          <w:p>
-            <w:pPr>
-              <w:spacing w:after="0" w:line="320"/>
-            </w:pPr>
-            <w:r>
-              <w:t xml:space="preserve"/>
-            </w:r>
-          </w:p>
-        </w:tc>
-      </w:tr>
-    </w:tbl>
-    <w:p>
-      <w:pPr>
-        <w:keepNext/>
-        <w:spacing w:after="60" w:before="160"/>
-      </w:pPr>
-      <w:r>
-        <w:rPr>
-          <w:b/>
-          <w:bCs/>
-          <w:color w:val="12355B"/>
-          <w:sz w:val="22"/>
-          <w:szCs w:val="22"/>
-        </w:rPr>
-        <w:t xml:space="preserve">4.  </w:t>
-      </w:r>
-      <w:r>
-        <w:rPr>
-          <w:b/>
-          <w:bCs/>
-          <w:sz w:val="21"/>
-          <w:szCs w:val="21"/>
-        </w:rPr>
-        <w:t xml:space="preserve">A rectangular capsule crate is 6 cm long, 5 cm wide, and 4 cm tall. How much cardboard is needed to cover all its faces?</w:t>
-      </w:r>
-    </w:p>
-    <w:p>
-      <w:pPr>
-        <w:spacing w:after="40"/>
-        <w:ind w:left="420"/>
-      </w:pPr>
-      <w:r>
-        <w:rPr>
-          <w:sz w:val="20"/>
-          <w:szCs w:val="20"/>
-        </w:rPr>
-        <w:t xml:space="preserve">A)  148 cm²</w:t>
-      </w:r>
-    </w:p>
-    <w:p>
-      <w:pPr>
-        <w:spacing w:after="40"/>
-        <w:ind w:left="420"/>
-      </w:pPr>
-      <w:r>
-        <w:rPr>
-          <w:sz w:val="20"/>
-          <w:szCs w:val="20"/>
-        </w:rPr>
-        <w:t xml:space="preserve">B)  120 cm²</w:t>
-      </w:r>
-    </w:p>
-    <w:p>
-      <w:pPr>
-        <w:spacing w:after="40"/>
-        <w:ind w:left="420"/>
-      </w:pPr>
-      <w:r>
-        <w:rPr>
-          <w:sz w:val="20"/>
-          <w:szCs w:val="20"/>
-        </w:rPr>
-        <w:t xml:space="preserve">C)  74 cm²</w:t>
-      </w:r>
-    </w:p>
-    <w:p>
-      <w:pPr>
-        <w:spacing w:after="40"/>
-        <w:ind w:left="420"/>
-      </w:pPr>
-      <w:r>
-        <w:rPr>
-          <w:sz w:val="20"/>
-          <w:szCs w:val="20"/>
-        </w:rPr>
-        <w:t xml:space="preserve">D)  148 cm³</w:t>
-      </w:r>
-    </w:p>
-    <w:p>
-      <w:pPr>
-        <w:spacing w:after="20"/>
-      </w:pPr>
-      <w:r>
-        <w:t xml:space="preserve"/>
-      </w:r>
-    </w:p>
-    <w:tbl>
-      <w:tblPr>
-        <w:tblW w:type="pct" w:w="100%"/>
-        <w:tblBorders>
-          <w:top w:val="single" w:color="C7D2DD" w:sz="6"/>
-          <w:left w:val="single" w:color="C7D2DD" w:sz="6"/>
-          <w:bottom w:val="single" w:color="C7D2DD" w:sz="6"/>
-          <w:right w:val="single" w:color="C7D2DD" w:sz="6"/>
-          <w:insideH w:val="single" w:color="auto" w:sz="4"/>
-          <w:insideV w:val="single" w:color="auto" w:sz="4"/>
-        </w:tblBorders>
-      </w:tblPr>
-      <w:tblGrid>
-        <w:gridCol w:w="100"/>
-      </w:tblGrid>
-      <w:tr>
-        <w:tc>
-          <w:tcPr>
-            <w:shd w:fill="FBF3E2" w:color="auto" w:val="clear"/>
-            <w:tcMar>
-              <w:top w:type="dxa" w:w="60"/>
-              <w:left w:type="dxa" w:w="120"/>
-              <w:bottom w:type="dxa" w:w="60"/>
-              <w:right w:type="dxa" w:w="120"/>
-            </w:tcMar>
-          </w:tcPr>
-          <w:p>
-            <w:pPr>
-              <w:spacing w:after="0" w:line="320"/>
-            </w:pPr>
-            <w:r>
-              <w:t xml:space="preserve"/>
-            </w:r>
-          </w:p>
-          <w:p>
-            <w:pPr>
-              <w:spacing w:after="0" w:line="320"/>
-            </w:pPr>
-            <w:r>
-              <w:t xml:space="preserve"/>
-            </w:r>
-          </w:p>
-        </w:tc>
-      </w:tr>
-    </w:tbl>
-    <w:p>
-      <w:pPr>
         <w:pStyle w:val="Heading1"/>
         <w:pageBreakBefore/>
         <w:pBdr>
@@ -3500,23 +3292,17 @@
     </w:p>
     <w:p>
       <w:pPr>
-        <w:spacing w:after="80"/>
-      </w:pPr>
-      <w:r>
-        <w:rPr>
-          <w:b/>
-          <w:bCs/>
-          <w:sz w:val="21"/>
-          <w:szCs w:val="21"/>
-        </w:rPr>
-        <w:t xml:space="preserve">1.  </w:t>
-      </w:r>
-      <w:r>
-        <w:rPr>
-          <w:sz w:val="21"/>
-          <w:szCs w:val="21"/>
-        </w:rPr>
-        <w:t xml:space="preserve">A)  134 cm²</w:t>
+        <w:spacing w:after="100"/>
+      </w:pPr>
+      <w:r>
+        <w:rPr>
+          <w:b/>
+          <w:bCs/>
+          <w:color w:val="B97A12"/>
+          <w:sz w:val="20"/>
+          <w:szCs w:val="20"/>
+        </w:rPr>
+        <w:t xml:space="preserve">Watch for this mistake:  </w:t>
       </w:r>
       <w:r>
         <w:rPr>
@@ -3526,7 +3312,23 @@
           <w:sz w:val="19"/>
           <w:szCs w:val="19"/>
         </w:rPr>
-        <w:t xml:space="preserve">  — SA = 2(12) + 30 + 40 + 40 = 24 + 110 = 134 cm².</w:t>
+        <w:t xml:space="preserve">A common mistake in Surface Area of Prisms is confusing surface area with volume — multiplying l × w × h (which finds the space INSIDE the prism, in cubic units) instead of adding the areas of all the faces (SA = 2lw + 2lh + 2wh, in square units). A second common slip is forgetting to double one face pair, like writing 2(l×w) + 2(l×h) + (w×h) instead of + 2(w×h) — always count all 6 faces (or all 5 for a triangular prism) before you submit.</w:t>
+      </w:r>
+    </w:p>
+    <w:p>
+      <w:pPr>
+        <w:pStyle w:val="Heading2"/>
+        <w:spacing w:after="80" w:before="180"/>
+      </w:pPr>
+      <w:r>
+        <w:rPr>
+          <w:b/>
+          <w:bCs/>
+          <w:color w:val="12355B"/>
+          <w:sz w:val="24"/>
+          <w:szCs w:val="24"/>
+        </w:rPr>
+        <w:t xml:space="preserve">Level 1 Support</w:t>
       </w:r>
     </w:p>
     <w:p>
@@ -3540,14 +3342,14 @@
           <w:sz w:val="21"/>
           <w:szCs w:val="21"/>
         </w:rPr>
-        <w:t xml:space="preserve">2.  </w:t>
-      </w:r>
-      <w:r>
-        <w:rPr>
-          <w:sz w:val="21"/>
-          <w:szCs w:val="21"/>
-        </w:rPr>
-        <w:t xml:space="preserve">A)  184 in²</w:t>
+        <w:t xml:space="preserve">1.  </w:t>
+      </w:r>
+      <w:r>
+        <w:rPr>
+          <w:sz w:val="21"/>
+          <w:szCs w:val="21"/>
+        </w:rPr>
+        <w:t xml:space="preserve">A)  134 cm²</w:t>
       </w:r>
       <w:r>
         <w:rPr>
@@ -3557,7 +3359,23 @@
           <w:sz w:val="19"/>
           <w:szCs w:val="19"/>
         </w:rPr>
-        <w:t xml:space="preserve">  — Triangular bases: 2 × (½ × 6 × 4) = 24 in². Three rectangular faces: 6(10) + 5(10) + 5(10) = 60 + 50 + 50 = 160 in². SA = 24 + 160 = 184 in².</w:t>
+        <w:t xml:space="preserve">  — SA = 2(12) + 30 + 40 + 40 = 24 + 110 = 134 cm².</w:t>
+      </w:r>
+    </w:p>
+    <w:p>
+      <w:pPr>
+        <w:pStyle w:val="Heading2"/>
+        <w:spacing w:after="80" w:before="180"/>
+      </w:pPr>
+      <w:r>
+        <w:rPr>
+          <w:b/>
+          <w:bCs/>
+          <w:color w:val="12355B"/>
+          <w:sz w:val="24"/>
+          <w:szCs w:val="24"/>
+        </w:rPr>
+        <w:t xml:space="preserve">On Level</w:t>
       </w:r>
     </w:p>
     <w:p>
@@ -3571,14 +3389,14 @@
           <w:sz w:val="21"/>
           <w:szCs w:val="21"/>
         </w:rPr>
-        <w:t xml:space="preserve">3.  </w:t>
-      </w:r>
-      <w:r>
-        <w:rPr>
-          <w:sz w:val="21"/>
-          <w:szCs w:val="21"/>
-        </w:rPr>
-        <w:t xml:space="preserve">A)  94 in²</w:t>
+        <w:t xml:space="preserve">2.  </w:t>
+      </w:r>
+      <w:r>
+        <w:rPr>
+          <w:sz w:val="21"/>
+          <w:szCs w:val="21"/>
+        </w:rPr>
+        <w:t xml:space="preserve">A)  184 in²</w:t>
       </w:r>
       <w:r>
         <w:rPr>
@@ -3588,38 +3406,7 @@
           <w:sz w:val="19"/>
           <w:szCs w:val="19"/>
         </w:rPr>
-        <w:t xml:space="preserve">  — SA = 2(lw + lh + wh) = 2(3×4 + 3×5 + 4×5) = 2(12 + 15 + 20) = 2(47) = 94 in².</w:t>
-      </w:r>
-    </w:p>
-    <w:p>
-      <w:pPr>
-        <w:spacing w:after="80"/>
-      </w:pPr>
-      <w:r>
-        <w:rPr>
-          <w:b/>
-          <w:bCs/>
-          <w:sz w:val="21"/>
-          <w:szCs w:val="21"/>
-        </w:rPr>
-        <w:t xml:space="preserve">4.  </w:t>
-      </w:r>
-      <w:r>
-        <w:rPr>
-          <w:sz w:val="21"/>
-          <w:szCs w:val="21"/>
-        </w:rPr>
-        <w:t xml:space="preserve">A)  148 cm²</w:t>
-      </w:r>
-      <w:r>
-        <w:rPr>
-          <w:i/>
-          <w:iCs/>
-          <w:color w:val="5F6F80"/>
-          <w:sz w:val="19"/>
-          <w:szCs w:val="19"/>
-        </w:rPr>
-        <w:t xml:space="preserve">  — SA = 2(6×5) + 2(6×4) + 2(5×4) = 60 + 48 + 40 = 148 cm².</w:t>
+        <w:t xml:space="preserve">  — Triangular bases: 2 × (½ × 6 × 4) = 24 in². Three rectangular faces: 6(10) + 5(10) + 5(10) = 60 + 50 + 50 = 160 in². SA = 24 + 160 = 184 in².</w:t>
       </w:r>
     </w:p>
     <w:p>

--- a/lessons/10-4/downloads/10-4-notes-teacher.docx
+++ b/lessons/10-4/downloads/10-4-notes-teacher.docx
@@ -1423,7 +1423,22 @@
           <w:sz w:val="30"/>
           <w:szCs w:val="30"/>
         </w:rPr>
-        <w:t xml:space="preserve">Worked Example</w:t>
+        <w:t xml:space="preserve">Write About the Math</w:t>
+      </w:r>
+    </w:p>
+    <w:p>
+      <w:pPr>
+        <w:spacing w:after="100"/>
+      </w:pPr>
+      <w:r>
+        <w:rPr>
+          <w:i/>
+          <w:iCs/>
+          <w:color w:val="5F6F80"/>
+          <w:sz w:val="19"/>
+          <w:szCs w:val="19"/>
+        </w:rPr>
+        <w:t xml:space="preserve">Use the support level you need. Every level answers the same math question.</w:t>
       </w:r>
     </w:p>
     <w:p>
@@ -1439,17 +1454,17 @@
           <w:sz w:val="24"/>
           <w:szCs w:val="24"/>
         </w:rPr>
-        <w:t xml:space="preserve">Watch &amp; Read</w:t>
+        <w:t xml:space="preserve">1. Understand the Question</w:t>
       </w:r>
       <w:r>
         <w:rPr>
           <w:i/>
           <w:iCs/>
-          <w:color w:val="1FA6A2"/>
-          <w:sz w:val="19"/>
-          <w:szCs w:val="19"/>
-        </w:rPr>
-        <w:t xml:space="preserve">   I Do — follow along with your teacher</w:t>
+          <w:color w:val="B97A12"/>
+          <w:sz w:val="19"/>
+          <w:szCs w:val="19"/>
+        </w:rPr>
+        <w:t xml:space="preserve">   explain</w:t>
       </w:r>
     </w:p>
     <w:tbl>
@@ -1484,25 +1499,44 @@
             </w:pPr>
             <w:r>
               <w:rPr>
+                <w:color w:val="1A2733"/>
+                <w:sz w:val="21"/>
+                <w:szCs w:val="21"/>
+              </w:rPr>
+              <w:t xml:space="preserve">For the triangular prism (base 6, height 4, length 10, slant sides 5), how did you account for the triangular bases AND the rectangular lateral faces?</w:t>
+            </w:r>
+          </w:p>
+          <w:p>
+            <w:pPr>
+              <w:spacing w:after="0"/>
+            </w:pPr>
+            <w:r>
+              <w:rPr>
                 <w:b/>
                 <w:bCs/>
                 <w:color w:val="12355B"/>
-                <w:sz w:val="22"/>
-                <w:szCs w:val="22"/>
-              </w:rPr>
-              <w:t xml:space="preserve">Time Capsule Project</w:t>
-            </w:r>
-          </w:p>
-          <w:p>
-            <w:pPr>
-              <w:spacing w:after="0"/>
-            </w:pPr>
-            <w:r>
-              <w:rPr>
-                <w:sz w:val="21"/>
-                <w:szCs w:val="21"/>
-              </w:rPr>
-              <w:t xml:space="preserve">Your class is painting the outside of different time capsule shapes to protect them from weather. Some capsules are rectangular prisms and others are triangular prisms (wedge-shaped). To buy the right amount of paint, you need to calculate the surface area of each shape!</w:t>
+                <w:sz w:val="20"/>
+                <w:szCs w:val="20"/>
+              </w:rPr>
+              <w:t xml:space="preserve">Your job:  </w:t>
+            </w:r>
+            <w:r>
+              <w:rPr>
+                <w:sz w:val="20"/>
+                <w:szCs w:val="20"/>
+              </w:rPr>
+              <w:t xml:space="preserve">Answer the question. Use math evidence. Explain how the evidence proves your answer.</w:t>
+            </w:r>
+            <w:r>
+              <w:rPr>
+                <w:i/>
+                <w:iCs/>
+                <w:color w:val="5F6F80"/>
+                <w:sz w:val="18"/>
+                <w:szCs w:val="18"/>
+              </w:rPr>
+              <w:br/>
+              <w:t xml:space="preserve">Responde la pregunta. Usa evidencia matemática. Explica cómo la evidencia demuestra tu respuesta.</w:t>
             </w:r>
           </w:p>
         </w:tc>
@@ -1510,94 +1544,6 @@
     </w:tbl>
     <w:p>
       <w:pPr>
-        <w:spacing w:after="80"/>
-      </w:pPr>
-      <w:r>
-        <w:t xml:space="preserve"/>
-      </w:r>
-    </w:p>
-    <w:p>
-      <w:pPr>
-        <w:spacing w:after="50" w:before="60"/>
-      </w:pPr>
-      <w:r>
-        <w:rPr>
-          <w:b/>
-          <w:bCs/>
-          <w:color w:val="12355B"/>
-          <w:sz w:val="21"/>
-          <w:szCs w:val="21"/>
-        </w:rPr>
-        <w:t xml:space="preserve">Think about:</w:t>
-      </w:r>
-    </w:p>
-    <w:p>
-      <w:pPr>
-        <w:spacing w:after="40"/>
-        <w:ind w:left="300"/>
-      </w:pPr>
-      <w:r>
-        <w:rPr>
-          <w:sz w:val="20"/>
-          <w:szCs w:val="20"/>
-        </w:rPr>
-        <w:t xml:space="preserve">•  How many faces does a rectangular prism have? A triangular prism?</w:t>
-      </w:r>
-    </w:p>
-    <w:p>
-      <w:pPr>
-        <w:spacing w:after="40"/>
-        <w:ind w:left="300"/>
-      </w:pPr>
-      <w:r>
-        <w:rPr>
-          <w:sz w:val="20"/>
-          <w:szCs w:val="20"/>
-        </w:rPr>
-        <w:t xml:space="preserve">•  What shapes make up the faces of a triangular prism?</w:t>
-      </w:r>
-    </w:p>
-    <w:p>
-      <w:pPr>
-        <w:spacing w:after="40"/>
-        <w:ind w:left="300"/>
-      </w:pPr>
-      <w:r>
-        <w:rPr>
-          <w:sz w:val="20"/>
-          <w:szCs w:val="20"/>
-        </w:rPr>
-        <w:t xml:space="preserve">•  How is finding surface area different from finding volume?</w:t>
-      </w:r>
-    </w:p>
-    <w:p>
-      <w:pPr>
-        <w:spacing w:after="40"/>
-        <w:ind w:left="300"/>
-      </w:pPr>
-      <w:r>
-        <w:rPr>
-          <w:sz w:val="20"/>
-          <w:szCs w:val="20"/>
-        </w:rPr>
-        <w:t xml:space="preserve">•  Which shape uses more paint — a rectangular or triangular prism of similar size?</w:t>
-      </w:r>
-    </w:p>
-    <w:p>
-      <w:pPr>
-        <w:spacing w:after="40"/>
-        <w:ind w:left="300"/>
-      </w:pPr>
-      <w:r>
-        <w:rPr>
-          <w:sz w:val="20"/>
-          <w:szCs w:val="20"/>
-        </w:rPr>
-        <w:t xml:space="preserve">•  Why does surface area use square units instead of cubic units?</w:t>
-      </w:r>
-    </w:p>
-    <w:p>
-      <w:pPr>
         <w:pStyle w:val="Heading2"/>
         <w:spacing w:after="80" w:before="180"/>
       </w:pPr>
@@ -1609,7 +1555,7 @@
           <w:sz w:val="24"/>
           <w:szCs w:val="24"/>
         </w:rPr>
-        <w:t xml:space="preserve">Solved Example</w:t>
+        <w:t xml:space="preserve">2. Plan Your Math Words</w:t>
       </w:r>
       <w:r>
         <w:rPr>
@@ -1619,150 +1565,299 @@
           <w:sz w:val="19"/>
           <w:szCs w:val="19"/>
         </w:rPr>
-        <w:t xml:space="preserve">   I Do — watch each step</w:t>
-      </w:r>
-    </w:p>
-    <w:p>
-      <w:pPr>
-        <w:keepNext/>
-        <w:spacing w:after="40"/>
-      </w:pPr>
-      <w:r>
-        <w:rPr>
-          <w:b/>
-          <w:bCs/>
-          <w:color w:val="12355B"/>
-          <w:sz w:val="21"/>
-          <w:szCs w:val="21"/>
-        </w:rPr>
-        <w:t xml:space="preserve">Problem:  </w:t>
-      </w:r>
-      <w:r>
-        <w:rPr>
-          <w:sz w:val="21"/>
-          <w:szCs w:val="21"/>
-        </w:rPr>
-        <w:t xml:space="preserve">What is the surface area of a rectangular prism with l = 5 cm, w = 4 cm, h = 3 cm?</w:t>
-      </w:r>
-    </w:p>
-    <w:p>
-      <w:pPr>
-        <w:spacing w:after="30"/>
-        <w:ind w:left="420"/>
-      </w:pPr>
-      <w:r>
-        <w:rPr>
+        <w:t xml:space="preserve">   check at least two</w:t>
+      </w:r>
+    </w:p>
+    <w:p>
+      <w:pPr>
+        <w:spacing w:after="60"/>
+      </w:pPr>
+      <w:r>
+        <w:rPr>
+          <w:b/>
+          <w:bCs/>
+          <w:color w:val="1FA6A2"/>
+          <w:sz w:val="22"/>
+          <w:szCs w:val="22"/>
+        </w:rPr>
+        <w:t xml:space="preserve">☐  </w:t>
+      </w:r>
+      <w:r>
+        <w:rPr>
+          <w:b/>
+          <w:bCs/>
+          <w:color w:val="12355B"/>
           <w:sz w:val="20"/>
           <w:szCs w:val="20"/>
         </w:rPr>
-        <w:t xml:space="preserve">A)  94 cm²</w:t>
-      </w:r>
-    </w:p>
-    <w:p>
-      <w:pPr>
-        <w:spacing w:after="30"/>
-        <w:ind w:left="420"/>
-      </w:pPr>
+        <w:t xml:space="preserve">Surface area — </w:t>
+      </w:r>
       <w:r>
         <w:rPr>
           <w:sz w:val="20"/>
           <w:szCs w:val="20"/>
         </w:rPr>
-        <w:t xml:space="preserve">B)  60 cm²</w:t>
-      </w:r>
-    </w:p>
-    <w:p>
-      <w:pPr>
-        <w:spacing w:after="30"/>
-        <w:ind w:left="420"/>
-      </w:pPr>
-      <w:r>
-        <w:rPr>
+        <w:t xml:space="preserve">The total area of all the flat sides of a solid.</w:t>
+      </w:r>
+      <w:r>
+        <w:rPr>
+          <w:i/>
+          <w:iCs/>
+          <w:color w:val="5F6F80"/>
+          <w:sz w:val="18"/>
+          <w:szCs w:val="18"/>
+        </w:rPr>
+        <w:br/>
+        <w:t xml:space="preserve">Área de superficie — El área total de todos los lados planos de un sólido.</w:t>
+      </w:r>
+    </w:p>
+    <w:p>
+      <w:pPr>
+        <w:spacing w:after="60"/>
+      </w:pPr>
+      <w:r>
+        <w:rPr>
+          <w:b/>
+          <w:bCs/>
+          <w:color w:val="1FA6A2"/>
+          <w:sz w:val="22"/>
+          <w:szCs w:val="22"/>
+        </w:rPr>
+        <w:t xml:space="preserve">☐  </w:t>
+      </w:r>
+      <w:r>
+        <w:rPr>
+          <w:b/>
+          <w:bCs/>
+          <w:color w:val="12355B"/>
           <w:sz w:val="20"/>
           <w:szCs w:val="20"/>
         </w:rPr>
-        <w:t xml:space="preserve">C)  94 cm³</w:t>
-      </w:r>
-    </w:p>
-    <w:p>
-      <w:pPr>
-        <w:spacing w:after="30"/>
-        <w:ind w:left="420"/>
-      </w:pPr>
+        <w:t xml:space="preserve">Triangular prism — </w:t>
+      </w:r>
       <w:r>
         <w:rPr>
           <w:sz w:val="20"/>
           <w:szCs w:val="20"/>
         </w:rPr>
-        <w:t xml:space="preserve">D)  47 cm²</w:t>
-      </w:r>
-    </w:p>
-    <w:p>
-      <w:pPr>
-        <w:spacing w:after="20" w:before="50"/>
+        <w:t xml:space="preserve">A solid with two triangle ends and three flat rectangle sides.</w:t>
+      </w:r>
+      <w:r>
+        <w:rPr>
+          <w:i/>
+          <w:iCs/>
+          <w:color w:val="5F6F80"/>
+          <w:sz w:val="18"/>
+          <w:szCs w:val="18"/>
+        </w:rPr>
+        <w:br/>
+        <w:t xml:space="preserve">Prisma triangular — Un sólido con dos extremos triangulares y tres lados rectangulares.</w:t>
+      </w:r>
+    </w:p>
+    <w:p>
+      <w:pPr>
+        <w:spacing w:after="60"/>
       </w:pPr>
       <w:r>
         <w:rPr>
           <w:b/>
           <w:bCs/>
           <w:color w:val="1FA6A2"/>
-          <w:sz w:val="21"/>
-          <w:szCs w:val="21"/>
-        </w:rPr>
-        <w:t xml:space="preserve">Step 1:  </w:t>
-      </w:r>
-      <w:r>
-        <w:rPr>
-          <w:sz w:val="21"/>
-          <w:szCs w:val="21"/>
-        </w:rPr>
-        <w:t xml:space="preserve">SA = 2(5×4) + 2(5×3) + 2(4×3) = 40 + 30 + 24 = 94 cm².</w:t>
-      </w:r>
-    </w:p>
-    <w:p>
-      <w:pPr>
-        <w:spacing w:after="40" w:before="60"/>
-      </w:pPr>
-      <w:r>
-        <w:rPr>
-          <w:b/>
-          <w:bCs/>
-          <w:color w:val="12355B"/>
-          <w:sz w:val="21"/>
-          <w:szCs w:val="21"/>
-        </w:rPr>
-        <w:t xml:space="preserve">Answer:  </w:t>
-      </w:r>
-      <w:r>
-        <w:rPr>
-          <w:b/>
-          <w:bCs/>
-          <w:sz w:val="21"/>
-          <w:szCs w:val="21"/>
-        </w:rPr>
-        <w:t xml:space="preserve">A. 94 cm²</w:t>
-      </w:r>
-    </w:p>
-    <w:p>
-      <w:pPr>
-        <w:pStyle w:val="Heading1"/>
-        <w:pageBreakBefore/>
-        <w:pBdr>
-          <w:bottom w:val="single" w:color="1FA6A2" w:sz="14" w:space="6"/>
-        </w:pBdr>
-        <w:spacing w:after="140" w:before="0"/>
-      </w:pPr>
-      <w:r>
-        <w:rPr>
-          <w:b/>
-          <w:bCs/>
-          <w:color w:val="12355B"/>
-          <w:sz w:val="30"/>
-          <w:szCs w:val="30"/>
-        </w:rPr>
-        <w:t xml:space="preserve">Guided Practice</w:t>
-      </w:r>
-    </w:p>
+          <w:sz w:val="22"/>
+          <w:szCs w:val="22"/>
+        </w:rPr>
+        <w:t xml:space="preserve">☐  </w:t>
+      </w:r>
+      <w:r>
+        <w:rPr>
+          <w:b/>
+          <w:bCs/>
+          <w:color w:val="12355B"/>
+          <w:sz w:val="20"/>
+          <w:szCs w:val="20"/>
+        </w:rPr>
+        <w:t xml:space="preserve">Face — </w:t>
+      </w:r>
+      <w:r>
+        <w:rPr>
+          <w:sz w:val="20"/>
+          <w:szCs w:val="20"/>
+        </w:rPr>
+        <w:t xml:space="preserve">One flat side of a solid shape.</w:t>
+      </w:r>
+      <w:r>
+        <w:rPr>
+          <w:i/>
+          <w:iCs/>
+          <w:color w:val="5F6F80"/>
+          <w:sz w:val="18"/>
+          <w:szCs w:val="18"/>
+        </w:rPr>
+        <w:br/>
+        <w:t xml:space="preserve">Cara — Un lado plano de una figura sólida.</w:t>
+      </w:r>
+    </w:p>
+    <w:p>
+      <w:pPr>
+        <w:spacing w:after="60"/>
+      </w:pPr>
+      <w:r>
+        <w:rPr>
+          <w:b/>
+          <w:bCs/>
+          <w:color w:val="1FA6A2"/>
+          <w:sz w:val="22"/>
+          <w:szCs w:val="22"/>
+        </w:rPr>
+        <w:t xml:space="preserve">☐  </w:t>
+      </w:r>
+      <w:r>
+        <w:rPr>
+          <w:b/>
+          <w:bCs/>
+          <w:color w:val="12355B"/>
+          <w:sz w:val="20"/>
+          <w:szCs w:val="20"/>
+        </w:rPr>
+        <w:t xml:space="preserve">Net — </w:t>
+      </w:r>
+      <w:r>
+        <w:rPr>
+          <w:sz w:val="20"/>
+          <w:szCs w:val="20"/>
+        </w:rPr>
+        <w:t xml:space="preserve">A flat shape that folds up into a solid.</w:t>
+      </w:r>
+      <w:r>
+        <w:rPr>
+          <w:i/>
+          <w:iCs/>
+          <w:color w:val="5F6F80"/>
+          <w:sz w:val="18"/>
+          <w:szCs w:val="18"/>
+        </w:rPr>
+        <w:br/>
+        <w:t xml:space="preserve">Plantilla (desarrollo plano) — Una figura plana que se dobla y forma un sólido.</w:t>
+      </w:r>
+    </w:p>
+    <w:p>
+      <w:pPr>
+        <w:spacing w:after="60"/>
+      </w:pPr>
+      <w:r>
+        <w:rPr>
+          <w:b/>
+          <w:bCs/>
+          <w:color w:val="1FA6A2"/>
+          <w:sz w:val="22"/>
+          <w:szCs w:val="22"/>
+        </w:rPr>
+        <w:t xml:space="preserve">☐  </w:t>
+      </w:r>
+      <w:r>
+        <w:rPr>
+          <w:b/>
+          <w:bCs/>
+          <w:color w:val="12355B"/>
+          <w:sz w:val="20"/>
+          <w:szCs w:val="20"/>
+        </w:rPr>
+        <w:t xml:space="preserve">Lateral face — </w:t>
+      </w:r>
+      <w:r>
+        <w:rPr>
+          <w:sz w:val="20"/>
+          <w:szCs w:val="20"/>
+        </w:rPr>
+        <w:t xml:space="preserve">The side faces of a solid, not the top or bottom.</w:t>
+      </w:r>
+      <w:r>
+        <w:rPr>
+          <w:i/>
+          <w:iCs/>
+          <w:color w:val="5F6F80"/>
+          <w:sz w:val="18"/>
+          <w:szCs w:val="18"/>
+        </w:rPr>
+        <w:br/>
+        <w:t xml:space="preserve">Cara lateral — Los lados de un sólido, no la parte de arriba ni la de abajo.</w:t>
+      </w:r>
+    </w:p>
+    <w:tbl>
+      <w:tblPr>
+        <w:tblW w:type="pct" w:w="100%"/>
+        <w:tblBorders>
+          <w:top w:val="single" w:color="1FA6A2" w:sz="8"/>
+          <w:left w:val="single" w:color="1FA6A2" w:sz="8"/>
+          <w:bottom w:val="single" w:color="1FA6A2" w:sz="8"/>
+          <w:right w:val="single" w:color="1FA6A2" w:sz="8"/>
+          <w:insideH w:val="single" w:color="auto" w:sz="4"/>
+          <w:insideV w:val="single" w:color="auto" w:sz="4"/>
+        </w:tblBorders>
+      </w:tblPr>
+      <w:tblGrid>
+        <w:gridCol w:w="100"/>
+      </w:tblGrid>
+      <w:tr>
+        <w:tc>
+          <w:tcPr>
+            <w:shd w:fill="F7FFFD" w:color="auto" w:val="clear"/>
+            <w:tcMar>
+              <w:top w:type="dxa" w:w="120"/>
+              <w:left w:type="dxa" w:w="180"/>
+              <w:bottom w:type="dxa" w:w="120"/>
+              <w:right w:type="dxa" w:w="180"/>
+            </w:tcMar>
+          </w:tcPr>
+          <w:p>
+            <w:pPr>
+              <w:spacing w:after="50"/>
+            </w:pPr>
+            <w:r>
+              <w:rPr>
+                <w:b/>
+                <w:bCs/>
+                <w:color w:val="1FA6A2"/>
+                <w:sz w:val="20"/>
+                <w:szCs w:val="20"/>
+              </w:rPr>
+              <w:t xml:space="preserve">Say it first:  </w:t>
+            </w:r>
+            <w:r>
+              <w:rPr>
+                <w:sz w:val="20"/>
+                <w:szCs w:val="20"/>
+              </w:rPr>
+              <w:t xml:space="preserve">Say your idea to a partner or quietly to yourself before you write.</w:t>
+            </w:r>
+          </w:p>
+          <w:p>
+            <w:pPr>
+              <w:spacing w:after="60"/>
+            </w:pPr>
+            <w:r>
+              <w:rPr>
+                <w:color w:val="1A2733"/>
+                <w:sz w:val="21"/>
+                <w:szCs w:val="21"/>
+              </w:rPr>
+              <w:t xml:space="preserve">The two triangular bases together are 2 × (½ × 6 × 4) = ___.</w:t>
+            </w:r>
+            <w:r>
+              <w:rPr>
+                <w:i/>
+                <w:iCs/>
+                <w:color w:val="5F6F80"/>
+                <w:sz w:val="19"/>
+                <w:szCs w:val="19"/>
+              </w:rPr>
+              <w:br/>
+              <w:t xml:space="preserve">Las dos bases triangulares juntas son 2 × (½ × 6 × 4) = ___.</w:t>
+            </w:r>
+          </w:p>
+        </w:tc>
+      </w:tr>
+    </w:tbl>
     <w:p>
       <w:pPr>
         <w:pStyle w:val="Heading2"/>
@@ -1776,181 +1871,17 @@
           <w:sz w:val="24"/>
           <w:szCs w:val="24"/>
         </w:rPr>
-        <w:t xml:space="preserve">Solve Together</w:t>
+        <w:t xml:space="preserve">3. Build Your Explanation</w:t>
       </w:r>
       <w:r>
         <w:rPr>
           <w:i/>
           <w:iCs/>
-          <w:color w:val="6B4FA0"/>
-          <w:sz w:val="19"/>
-          <w:szCs w:val="19"/>
-        </w:rPr>
-        <w:t xml:space="preserve">   We Do — work with your class</w:t>
-      </w:r>
-    </w:p>
-    <w:p>
-      <w:pPr>
-        <w:keepNext/>
-        <w:spacing w:after="40" w:before="40"/>
-      </w:pPr>
-      <w:r>
-        <w:rPr>
-          <w:b/>
-          <w:bCs/>
-          <w:color w:val="12355B"/>
-          <w:sz w:val="21"/>
-          <w:szCs w:val="21"/>
-        </w:rPr>
-        <w:t xml:space="preserve">Problem:  </w:t>
-      </w:r>
-      <w:r>
-        <w:rPr>
-          <w:sz w:val="21"/>
-          <w:szCs w:val="21"/>
-        </w:rPr>
-        <w:t xml:space="preserve">How many faces does a triangular prism have?</w:t>
-      </w:r>
-    </w:p>
-    <w:p>
-      <w:pPr>
-        <w:spacing w:after="30"/>
-        <w:ind w:left="420"/>
-      </w:pPr>
-      <w:r>
-        <w:rPr>
-          <w:sz w:val="20"/>
-          <w:szCs w:val="20"/>
-        </w:rPr>
-        <w:t xml:space="preserve">A)  5</w:t>
-      </w:r>
-    </w:p>
-    <w:p>
-      <w:pPr>
-        <w:spacing w:after="30"/>
-        <w:ind w:left="420"/>
-      </w:pPr>
-      <w:r>
-        <w:rPr>
-          <w:sz w:val="20"/>
-          <w:szCs w:val="20"/>
-        </w:rPr>
-        <w:t xml:space="preserve">B)  4</w:t>
-      </w:r>
-    </w:p>
-    <w:p>
-      <w:pPr>
-        <w:spacing w:after="30"/>
-        <w:ind w:left="420"/>
-      </w:pPr>
-      <w:r>
-        <w:rPr>
-          <w:sz w:val="20"/>
-          <w:szCs w:val="20"/>
-        </w:rPr>
-        <w:t xml:space="preserve">C)  6</w:t>
-      </w:r>
-    </w:p>
-    <w:p>
-      <w:pPr>
-        <w:spacing w:after="30"/>
-        <w:ind w:left="420"/>
-      </w:pPr>
-      <w:r>
-        <w:rPr>
-          <w:sz w:val="20"/>
-          <w:szCs w:val="20"/>
-        </w:rPr>
-        <w:t xml:space="preserve">D)  3</w:t>
-      </w:r>
-    </w:p>
-    <w:p>
-      <w:pPr>
-        <w:keepNext/>
-        <w:spacing w:after="0" w:before="50"/>
-      </w:pPr>
-      <w:r>
-        <w:rPr>
-          <w:b/>
-          <w:bCs/>
-          <w:color w:val="6B4FA0"/>
-          <w:sz w:val="21"/>
-          <w:szCs w:val="21"/>
-        </w:rPr>
-        <w:t xml:space="preserve">Step 1:</w:t>
-      </w:r>
-    </w:p>
-    <w:p>
-      <w:pPr>
-        <w:pBdr>
-          <w:bottom w:val="single" w:color="AFBECC" w:sz="6"/>
-        </w:pBdr>
-        <w:spacing w:after="30" w:before="150"/>
-      </w:pPr>
-      <w:r>
-        <w:t xml:space="preserve"/>
-      </w:r>
-    </w:p>
-    <w:p>
-      <w:pPr>
-        <w:keepNext/>
-        <w:spacing w:after="0" w:before="50"/>
-      </w:pPr>
-      <w:r>
-        <w:rPr>
-          <w:b/>
-          <w:bCs/>
-          <w:color w:val="6B4FA0"/>
-          <w:sz w:val="21"/>
-          <w:szCs w:val="21"/>
-        </w:rPr>
-        <w:t xml:space="preserve">Step 2:</w:t>
-      </w:r>
-    </w:p>
-    <w:p>
-      <w:pPr>
-        <w:pBdr>
-          <w:bottom w:val="single" w:color="AFBECC" w:sz="6"/>
-        </w:pBdr>
-        <w:spacing w:after="30" w:before="150"/>
-      </w:pPr>
-      <w:r>
-        <w:t xml:space="preserve"/>
-      </w:r>
-    </w:p>
-    <w:p>
-      <w:pPr>
-        <w:keepNext/>
-        <w:spacing w:after="0" w:before="60"/>
-      </w:pPr>
-      <w:r>
-        <w:rPr>
-          <w:b/>
-          <w:bCs/>
-          <w:color w:val="12355B"/>
-          <w:sz w:val="21"/>
-          <w:szCs w:val="21"/>
-        </w:rPr>
-        <w:t xml:space="preserve">Answer:</w:t>
-      </w:r>
-    </w:p>
-    <w:p>
-      <w:pPr>
-        <w:pBdr>
-          <w:bottom w:val="single" w:color="AFBECC" w:sz="6"/>
-        </w:pBdr>
-        <w:spacing w:after="30" w:before="150"/>
-      </w:pPr>
-      <w:r>
-        <w:t xml:space="preserve"/>
-      </w:r>
-    </w:p>
-    <w:p>
-      <w:pPr>
-        <w:spacing w:after="80"/>
-      </w:pPr>
-      <w:r>
-        <w:t xml:space="preserve"/>
+          <w:color w:val="B97A12"/>
+          <w:sz w:val="19"/>
+          <w:szCs w:val="19"/>
+        </w:rPr>
+        <w:t xml:space="preserve">   choose your support</w:t>
       </w:r>
     </w:p>
     <w:tbl>
@@ -1981,6 +1912,1371 @@
           </w:tcPr>
           <w:p>
             <w:pPr>
+              <w:spacing w:after="50"/>
+            </w:pPr>
+            <w:r>
+              <w:rPr>
+                <w:i/>
+                <w:iCs/>
+                <w:color w:val="5F6F80"/>
+                <w:sz w:val="19"/>
+                <w:szCs w:val="19"/>
+              </w:rPr>
+              <w:t xml:space="preserve">This model shows the parts of an explanation. It does not answer your writing question.</w:t>
+            </w:r>
+          </w:p>
+          <w:p>
+            <w:pPr>
+              <w:spacing w:after="80"/>
+            </w:pPr>
+            <w:r>
+              <w:rPr>
+                <w:b/>
+                <w:bCs/>
+                <w:color w:val="12355B"/>
+                <w:sz w:val="19"/>
+                <w:szCs w:val="19"/>
+              </w:rPr>
+              <w:t xml:space="preserve">Claim:  </w:t>
+            </w:r>
+            <w:r>
+              <w:rPr>
+                <w:sz w:val="19"/>
+                <w:szCs w:val="19"/>
+              </w:rPr>
+              <w:t xml:space="preserve">For both, you add the areas of all the faces, but the shapes and number of faces differ.</w:t>
+            </w:r>
+          </w:p>
+          <w:p>
+            <w:pPr>
+              <w:spacing w:after="80"/>
+            </w:pPr>
+            <w:r>
+              <w:rPr>
+                <w:b/>
+                <w:bCs/>
+                <w:color w:val="12355B"/>
+                <w:sz w:val="19"/>
+                <w:szCs w:val="19"/>
+              </w:rPr>
+              <w:t xml:space="preserve">Evidence:  </w:t>
+            </w:r>
+            <w:r>
+              <w:rPr>
+                <w:sz w:val="19"/>
+                <w:szCs w:val="19"/>
+              </w:rPr>
+              <w:t xml:space="preserve">Students explain both methods add up all face areas, but a rectangular prism has 6 rectangular faces while a triangular prism has 5 faces (2 triangles + 3 rectangles).</w:t>
+            </w:r>
+          </w:p>
+          <w:p>
+            <w:pPr>
+              <w:spacing w:after="80"/>
+            </w:pPr>
+            <w:r>
+              <w:rPr>
+                <w:b/>
+                <w:bCs/>
+                <w:color w:val="12355B"/>
+                <w:sz w:val="19"/>
+                <w:szCs w:val="19"/>
+              </w:rPr>
+              <w:t xml:space="preserve">Reasoning:  </w:t>
+            </w:r>
+            <w:r>
+              <w:rPr>
+                <w:sz w:val="19"/>
+                <w:szCs w:val="19"/>
+              </w:rPr>
+              <w:t xml:space="preserve">This evidence connects the definition of surface area to the mathematical claim.</w:t>
+            </w:r>
+          </w:p>
+        </w:tc>
+      </w:tr>
+    </w:tbl>
+    <w:p>
+      <w:pPr>
+        <w:pStyle w:val="Heading2"/>
+        <w:spacing w:after="80" w:before="180"/>
+      </w:pPr>
+      <w:r>
+        <w:rPr>
+          <w:b/>
+          <w:bCs/>
+          <w:color w:val="12355B"/>
+          <w:sz w:val="24"/>
+          <w:szCs w:val="24"/>
+        </w:rPr>
+        <w:t xml:space="preserve">Start</w:t>
+      </w:r>
+      <w:r>
+        <w:rPr>
+          <w:i/>
+          <w:iCs/>
+          <w:color w:val="1FA6A2"/>
+          <w:sz w:val="19"/>
+          <w:szCs w:val="19"/>
+        </w:rPr>
+        <w:t xml:space="preserve">   Most language support</w:t>
+      </w:r>
+    </w:p>
+    <w:p>
+      <w:pPr>
+        <w:spacing w:after="60"/>
+      </w:pPr>
+      <w:r>
+        <w:rPr>
+          <w:color w:val="1A2733"/>
+          <w:sz w:val="21"/>
+          <w:szCs w:val="21"/>
+        </w:rPr>
+        <w:t xml:space="preserve">Complete the frames. Use the word bank.</w:t>
+      </w:r>
+      <w:r>
+        <w:rPr>
+          <w:i/>
+          <w:iCs/>
+          <w:color w:val="5F6F80"/>
+          <w:sz w:val="19"/>
+          <w:szCs w:val="19"/>
+        </w:rPr>
+        <w:br/>
+        <w:t xml:space="preserve">Completa las oraciones. Usa el banco de palabras.</w:t>
+      </w:r>
+    </w:p>
+    <w:p>
+      <w:pPr>
+        <w:spacing w:after="60"/>
+      </w:pPr>
+      <w:r>
+        <w:rPr>
+          <w:color w:val="1A2733"/>
+          <w:sz w:val="21"/>
+          <w:szCs w:val="21"/>
+        </w:rPr>
+        <w:t xml:space="preserve">The two triangular bases together are 2 × (½ × 6 × 4) = ___.</w:t>
+      </w:r>
+      <w:r>
+        <w:rPr>
+          <w:i/>
+          <w:iCs/>
+          <w:color w:val="5F6F80"/>
+          <w:sz w:val="19"/>
+          <w:szCs w:val="19"/>
+        </w:rPr>
+        <w:br/>
+        <w:t xml:space="preserve">Las dos bases triangulares juntas son 2 × (½ × 6 × 4) = ___.</w:t>
+      </w:r>
+    </w:p>
+    <w:p>
+      <w:pPr>
+        <w:spacing w:after="60"/>
+      </w:pPr>
+      <w:r>
+        <w:rPr>
+          <w:color w:val="1A2733"/>
+          <w:sz w:val="21"/>
+          <w:szCs w:val="21"/>
+        </w:rPr>
+        <w:t xml:space="preserve">The three lateral faces add to ___, so the total surface area is ___.</w:t>
+      </w:r>
+      <w:r>
+        <w:rPr>
+          <w:i/>
+          <w:iCs/>
+          <w:color w:val="5F6F80"/>
+          <w:sz w:val="19"/>
+          <w:szCs w:val="19"/>
+        </w:rPr>
+        <w:br/>
+        <w:t xml:space="preserve">Las tres caras laterales suman ___, así que el área total de superficie es ___.</w:t>
+      </w:r>
+    </w:p>
+    <w:tbl>
+      <w:tblPr>
+        <w:tblW w:type="pct" w:w="100%"/>
+        <w:tblBorders>
+          <w:top w:val="single" w:color="C7D2DD" w:sz="6"/>
+          <w:left w:val="single" w:color="C7D2DD" w:sz="6"/>
+          <w:bottom w:val="single" w:color="C7D2DD" w:sz="6"/>
+          <w:right w:val="single" w:color="C7D2DD" w:sz="6"/>
+          <w:insideH w:val="single" w:color="auto" w:sz="4"/>
+          <w:insideV w:val="single" w:color="auto" w:sz="4"/>
+        </w:tblBorders>
+      </w:tblPr>
+      <w:tblGrid>
+        <w:gridCol w:w="100"/>
+      </w:tblGrid>
+      <w:tr>
+        <w:tc>
+          <w:tcPr>
+            <w:shd w:fill="FBF3E2" w:color="auto" w:val="clear"/>
+            <w:tcMar>
+              <w:top w:type="dxa" w:w="60"/>
+              <w:left w:type="dxa" w:w="120"/>
+              <w:bottom w:type="dxa" w:w="60"/>
+              <w:right w:type="dxa" w:w="120"/>
+            </w:tcMar>
+          </w:tcPr>
+          <w:p>
+            <w:pPr>
+              <w:spacing w:after="0" w:line="320"/>
+            </w:pPr>
+            <w:r>
+              <w:t xml:space="preserve"/>
+            </w:r>
+          </w:p>
+          <w:p>
+            <w:pPr>
+              <w:spacing w:after="0" w:line="320"/>
+            </w:pPr>
+            <w:r>
+              <w:t xml:space="preserve"/>
+            </w:r>
+          </w:p>
+          <w:p>
+            <w:pPr>
+              <w:spacing w:after="0" w:line="320"/>
+            </w:pPr>
+            <w:r>
+              <w:t xml:space="preserve"/>
+            </w:r>
+          </w:p>
+        </w:tc>
+      </w:tr>
+    </w:tbl>
+    <w:p>
+      <w:pPr>
+        <w:pStyle w:val="Heading2"/>
+        <w:spacing w:after="80" w:before="180"/>
+      </w:pPr>
+      <w:r>
+        <w:rPr>
+          <w:b/>
+          <w:bCs/>
+          <w:color w:val="12355B"/>
+          <w:sz w:val="24"/>
+          <w:szCs w:val="24"/>
+        </w:rPr>
+        <w:t xml:space="preserve">Build</w:t>
+      </w:r>
+      <w:r>
+        <w:rPr>
+          <w:i/>
+          <w:iCs/>
+          <w:color w:val="B97A12"/>
+          <w:sz w:val="19"/>
+          <w:szCs w:val="19"/>
+        </w:rPr>
+        <w:t xml:space="preserve">   Some language support</w:t>
+      </w:r>
+    </w:p>
+    <w:p>
+      <w:pPr>
+        <w:spacing w:after="60"/>
+      </w:pPr>
+      <w:r>
+        <w:rPr>
+          <w:color w:val="1A2733"/>
+          <w:sz w:val="21"/>
+          <w:szCs w:val="21"/>
+        </w:rPr>
+        <w:t xml:space="preserve">Write two connected sentences. Use because, so, or but.</w:t>
+      </w:r>
+      <w:r>
+        <w:rPr>
+          <w:i/>
+          <w:iCs/>
+          <w:color w:val="5F6F80"/>
+          <w:sz w:val="19"/>
+          <w:szCs w:val="19"/>
+        </w:rPr>
+        <w:br/>
+        <w:t xml:space="preserve">Escribe dos oraciones conectadas. Usa porque, entonces o pero.</w:t>
+      </w:r>
+    </w:p>
+    <w:p>
+      <w:pPr>
+        <w:spacing w:after="60"/>
+      </w:pPr>
+      <w:r>
+        <w:rPr>
+          <w:color w:val="1A2733"/>
+          <w:sz w:val="21"/>
+          <w:szCs w:val="21"/>
+        </w:rPr>
+        <w:t xml:space="preserve">My claim is ___.</w:t>
+      </w:r>
+      <w:r>
+        <w:rPr>
+          <w:i/>
+          <w:iCs/>
+          <w:color w:val="5F6F80"/>
+          <w:sz w:val="19"/>
+          <w:szCs w:val="19"/>
+        </w:rPr>
+        <w:br/>
+        <w:t xml:space="preserve">Mi afirmación es ___.</w:t>
+      </w:r>
+    </w:p>
+    <w:p>
+      <w:pPr>
+        <w:spacing w:after="60"/>
+      </w:pPr>
+      <w:r>
+        <w:rPr>
+          <w:color w:val="1A2733"/>
+          <w:sz w:val="21"/>
+          <w:szCs w:val="21"/>
+        </w:rPr>
+        <w:t xml:space="preserve">I know because ___.</w:t>
+      </w:r>
+      <w:r>
+        <w:rPr>
+          <w:i/>
+          <w:iCs/>
+          <w:color w:val="5F6F80"/>
+          <w:sz w:val="19"/>
+          <w:szCs w:val="19"/>
+        </w:rPr>
+        <w:br/>
+        <w:t xml:space="preserve">Lo sé porque ___.</w:t>
+      </w:r>
+    </w:p>
+    <w:p>
+      <w:pPr>
+        <w:spacing w:after="60"/>
+      </w:pPr>
+      <w:r>
+        <w:rPr>
+          <w:color w:val="1A2733"/>
+          <w:sz w:val="21"/>
+          <w:szCs w:val="21"/>
+        </w:rPr>
+        <w:t xml:space="preserve">So ___.</w:t>
+      </w:r>
+      <w:r>
+        <w:rPr>
+          <w:i/>
+          <w:iCs/>
+          <w:color w:val="5F6F80"/>
+          <w:sz w:val="19"/>
+          <w:szCs w:val="19"/>
+        </w:rPr>
+        <w:br/>
+        <w:t xml:space="preserve">Entonces ___.</w:t>
+      </w:r>
+    </w:p>
+    <w:tbl>
+      <w:tblPr>
+        <w:tblW w:type="pct" w:w="100%"/>
+        <w:tblBorders>
+          <w:top w:val="single" w:color="C7D2DD" w:sz="6"/>
+          <w:left w:val="single" w:color="C7D2DD" w:sz="6"/>
+          <w:bottom w:val="single" w:color="C7D2DD" w:sz="6"/>
+          <w:right w:val="single" w:color="C7D2DD" w:sz="6"/>
+          <w:insideH w:val="single" w:color="auto" w:sz="4"/>
+          <w:insideV w:val="single" w:color="auto" w:sz="4"/>
+        </w:tblBorders>
+      </w:tblPr>
+      <w:tblGrid>
+        <w:gridCol w:w="100"/>
+      </w:tblGrid>
+      <w:tr>
+        <w:tc>
+          <w:tcPr>
+            <w:shd w:fill="FBF3E2" w:color="auto" w:val="clear"/>
+            <w:tcMar>
+              <w:top w:type="dxa" w:w="60"/>
+              <w:left w:type="dxa" w:w="120"/>
+              <w:bottom w:type="dxa" w:w="60"/>
+              <w:right w:type="dxa" w:w="120"/>
+            </w:tcMar>
+          </w:tcPr>
+          <w:p>
+            <w:pPr>
+              <w:spacing w:after="0" w:line="320"/>
+            </w:pPr>
+            <w:r>
+              <w:t xml:space="preserve"/>
+            </w:r>
+          </w:p>
+          <w:p>
+            <w:pPr>
+              <w:spacing w:after="0" w:line="320"/>
+            </w:pPr>
+            <w:r>
+              <w:t xml:space="preserve"/>
+            </w:r>
+          </w:p>
+          <w:p>
+            <w:pPr>
+              <w:spacing w:after="0" w:line="320"/>
+            </w:pPr>
+            <w:r>
+              <w:t xml:space="preserve"/>
+            </w:r>
+          </w:p>
+        </w:tc>
+      </w:tr>
+    </w:tbl>
+    <w:p>
+      <w:pPr>
+        <w:pStyle w:val="Heading2"/>
+        <w:spacing w:after="80" w:before="180"/>
+      </w:pPr>
+      <w:r>
+        <w:rPr>
+          <w:b/>
+          <w:bCs/>
+          <w:color w:val="12355B"/>
+          <w:sz w:val="24"/>
+          <w:szCs w:val="24"/>
+        </w:rPr>
+        <w:t xml:space="preserve">Explain</w:t>
+      </w:r>
+      <w:r>
+        <w:rPr>
+          <w:i/>
+          <w:iCs/>
+          <w:color w:val="B97A12"/>
+          <w:sz w:val="19"/>
+          <w:szCs w:val="19"/>
+        </w:rPr>
+        <w:t xml:space="preserve">   Light language support</w:t>
+      </w:r>
+    </w:p>
+    <w:p>
+      <w:pPr>
+        <w:spacing w:after="60"/>
+      </w:pPr>
+      <w:r>
+        <w:rPr>
+          <w:color w:val="1A2733"/>
+          <w:sz w:val="21"/>
+          <w:szCs w:val="21"/>
+        </w:rPr>
+        <w:t xml:space="preserve">Write a claim, give math evidence, and explain your reasoning.</w:t>
+      </w:r>
+      <w:r>
+        <w:rPr>
+          <w:i/>
+          <w:iCs/>
+          <w:color w:val="5F6F80"/>
+          <w:sz w:val="19"/>
+          <w:szCs w:val="19"/>
+        </w:rPr>
+        <w:br/>
+        <w:t xml:space="preserve">Escribe una afirmación, da evidencia matemática y explica tu razonamiento.</w:t>
+      </w:r>
+    </w:p>
+    <w:p>
+      <w:pPr>
+        <w:spacing w:after="60"/>
+      </w:pPr>
+      <w:r>
+        <w:rPr>
+          <w:color w:val="1A2733"/>
+          <w:sz w:val="21"/>
+          <w:szCs w:val="21"/>
+        </w:rPr>
+        <w:t xml:space="preserve">My claim is ___.</w:t>
+      </w:r>
+      <w:r>
+        <w:rPr>
+          <w:i/>
+          <w:iCs/>
+          <w:color w:val="5F6F80"/>
+          <w:sz w:val="19"/>
+          <w:szCs w:val="19"/>
+        </w:rPr>
+        <w:br/>
+        <w:t xml:space="preserve">Mi afirmación es ___.</w:t>
+      </w:r>
+    </w:p>
+    <w:p>
+      <w:pPr>
+        <w:spacing w:after="60"/>
+      </w:pPr>
+      <w:r>
+        <w:rPr>
+          <w:color w:val="1A2733"/>
+          <w:sz w:val="21"/>
+          <w:szCs w:val="21"/>
+        </w:rPr>
+        <w:t xml:space="preserve">My math evidence is ___.</w:t>
+      </w:r>
+      <w:r>
+        <w:rPr>
+          <w:i/>
+          <w:iCs/>
+          <w:color w:val="5F6F80"/>
+          <w:sz w:val="19"/>
+          <w:szCs w:val="19"/>
+        </w:rPr>
+        <w:br/>
+        <w:t xml:space="preserve">Mi evidencia matemática es ___.</w:t>
+      </w:r>
+    </w:p>
+    <w:p>
+      <w:pPr>
+        <w:spacing w:after="60"/>
+      </w:pPr>
+      <w:r>
+        <w:rPr>
+          <w:color w:val="1A2733"/>
+          <w:sz w:val="21"/>
+          <w:szCs w:val="21"/>
+        </w:rPr>
+        <w:t xml:space="preserve">This proves ___ because ___.</w:t>
+      </w:r>
+      <w:r>
+        <w:rPr>
+          <w:i/>
+          <w:iCs/>
+          <w:color w:val="5F6F80"/>
+          <w:sz w:val="19"/>
+          <w:szCs w:val="19"/>
+        </w:rPr>
+        <w:br/>
+        <w:t xml:space="preserve">Esto demuestra ___ porque ___.</w:t>
+      </w:r>
+    </w:p>
+    <w:tbl>
+      <w:tblPr>
+        <w:tblW w:type="pct" w:w="100%"/>
+        <w:tblBorders>
+          <w:top w:val="single" w:color="C7D2DD" w:sz="6"/>
+          <w:left w:val="single" w:color="C7D2DD" w:sz="6"/>
+          <w:bottom w:val="single" w:color="C7D2DD" w:sz="6"/>
+          <w:right w:val="single" w:color="C7D2DD" w:sz="6"/>
+          <w:insideH w:val="single" w:color="auto" w:sz="4"/>
+          <w:insideV w:val="single" w:color="auto" w:sz="4"/>
+        </w:tblBorders>
+      </w:tblPr>
+      <w:tblGrid>
+        <w:gridCol w:w="100"/>
+      </w:tblGrid>
+      <w:tr>
+        <w:tc>
+          <w:tcPr>
+            <w:shd w:fill="FBF3E2" w:color="auto" w:val="clear"/>
+            <w:tcMar>
+              <w:top w:type="dxa" w:w="60"/>
+              <w:left w:type="dxa" w:w="120"/>
+              <w:bottom w:type="dxa" w:w="60"/>
+              <w:right w:type="dxa" w:w="120"/>
+            </w:tcMar>
+          </w:tcPr>
+          <w:p>
+            <w:pPr>
+              <w:spacing w:after="0" w:line="320"/>
+            </w:pPr>
+            <w:r>
+              <w:t xml:space="preserve"/>
+            </w:r>
+          </w:p>
+          <w:p>
+            <w:pPr>
+              <w:spacing w:after="0" w:line="320"/>
+            </w:pPr>
+            <w:r>
+              <w:t xml:space="preserve"/>
+            </w:r>
+          </w:p>
+          <w:p>
+            <w:pPr>
+              <w:spacing w:after="0" w:line="320"/>
+            </w:pPr>
+            <w:r>
+              <w:t xml:space="preserve"/>
+            </w:r>
+          </w:p>
+          <w:p>
+            <w:pPr>
+              <w:spacing w:after="0" w:line="320"/>
+            </w:pPr>
+            <w:r>
+              <w:t xml:space="preserve"/>
+            </w:r>
+          </w:p>
+          <w:p>
+            <w:pPr>
+              <w:spacing w:after="0" w:line="320"/>
+            </w:pPr>
+            <w:r>
+              <w:t xml:space="preserve"/>
+            </w:r>
+          </w:p>
+        </w:tc>
+      </w:tr>
+    </w:tbl>
+    <w:p>
+      <w:pPr>
+        <w:pStyle w:val="Heading2"/>
+        <w:spacing w:after="80" w:before="180"/>
+      </w:pPr>
+      <w:r>
+        <w:rPr>
+          <w:b/>
+          <w:bCs/>
+          <w:color w:val="12355B"/>
+          <w:sz w:val="24"/>
+          <w:szCs w:val="24"/>
+        </w:rPr>
+        <w:t xml:space="preserve">4. Check Your Explanation</w:t>
+      </w:r>
+      <w:r>
+        <w:rPr>
+          <w:i/>
+          <w:iCs/>
+          <w:color w:val="1FA6A2"/>
+          <w:sz w:val="19"/>
+          <w:szCs w:val="19"/>
+        </w:rPr>
+        <w:t xml:space="preserve">   five quick checks</w:t>
+      </w:r>
+    </w:p>
+    <w:p>
+      <w:pPr>
+        <w:spacing w:after="80"/>
+      </w:pPr>
+      <w:r>
+        <w:rPr>
+          <w:b/>
+          <w:bCs/>
+          <w:color w:val="1FA6A2"/>
+          <w:sz w:val="22"/>
+          <w:szCs w:val="22"/>
+        </w:rPr>
+        <w:t xml:space="preserve">☐  </w:t>
+      </w:r>
+      <w:r>
+        <w:rPr>
+          <w:sz w:val="20"/>
+          <w:szCs w:val="20"/>
+        </w:rPr>
+        <w:t xml:space="preserve">I answered the question.</w:t>
+      </w:r>
+      <w:r>
+        <w:rPr>
+          <w:i/>
+          <w:iCs/>
+          <w:color w:val="5F6F80"/>
+          <w:sz w:val="18"/>
+          <w:szCs w:val="18"/>
+        </w:rPr>
+        <w:br/>
+        <w:t xml:space="preserve">Respondí la pregunta.</w:t>
+      </w:r>
+    </w:p>
+    <w:p>
+      <w:pPr>
+        <w:spacing w:after="80"/>
+      </w:pPr>
+      <w:r>
+        <w:rPr>
+          <w:b/>
+          <w:bCs/>
+          <w:color w:val="1FA6A2"/>
+          <w:sz w:val="22"/>
+          <w:szCs w:val="22"/>
+        </w:rPr>
+        <w:t xml:space="preserve">☐  </w:t>
+      </w:r>
+      <w:r>
+        <w:rPr>
+          <w:sz w:val="20"/>
+          <w:szCs w:val="20"/>
+        </w:rPr>
+        <w:t xml:space="preserve">I used math evidence: numbers, an equation, a model, or a comparison.</w:t>
+      </w:r>
+      <w:r>
+        <w:rPr>
+          <w:i/>
+          <w:iCs/>
+          <w:color w:val="5F6F80"/>
+          <w:sz w:val="18"/>
+          <w:szCs w:val="18"/>
+        </w:rPr>
+        <w:br/>
+        <w:t xml:space="preserve">Usé evidencia matemática: números, una ecuación, un modelo o una comparación.</w:t>
+      </w:r>
+    </w:p>
+    <w:p>
+      <w:pPr>
+        <w:spacing w:after="80"/>
+      </w:pPr>
+      <w:r>
+        <w:rPr>
+          <w:b/>
+          <w:bCs/>
+          <w:color w:val="1FA6A2"/>
+          <w:sz w:val="22"/>
+          <w:szCs w:val="22"/>
+        </w:rPr>
+        <w:t xml:space="preserve">☐  </w:t>
+      </w:r>
+      <w:r>
+        <w:rPr>
+          <w:sz w:val="20"/>
+          <w:szCs w:val="20"/>
+        </w:rPr>
+        <w:t xml:space="preserve">I explained how the evidence proves my answer.</w:t>
+      </w:r>
+      <w:r>
+        <w:rPr>
+          <w:i/>
+          <w:iCs/>
+          <w:color w:val="5F6F80"/>
+          <w:sz w:val="18"/>
+          <w:szCs w:val="18"/>
+        </w:rPr>
+        <w:br/>
+        <w:t xml:space="preserve">Expliqué cómo la evidencia demuestra mi respuesta.</w:t>
+      </w:r>
+    </w:p>
+    <w:p>
+      <w:pPr>
+        <w:spacing w:after="80"/>
+      </w:pPr>
+      <w:r>
+        <w:rPr>
+          <w:b/>
+          <w:bCs/>
+          <w:color w:val="1FA6A2"/>
+          <w:sz w:val="22"/>
+          <w:szCs w:val="22"/>
+        </w:rPr>
+        <w:t xml:space="preserve">☐  </w:t>
+      </w:r>
+      <w:r>
+        <w:rPr>
+          <w:sz w:val="20"/>
+          <w:szCs w:val="20"/>
+        </w:rPr>
+        <w:t xml:space="preserve">I used at least two math words.</w:t>
+      </w:r>
+      <w:r>
+        <w:rPr>
+          <w:i/>
+          <w:iCs/>
+          <w:color w:val="5F6F80"/>
+          <w:sz w:val="18"/>
+          <w:szCs w:val="18"/>
+        </w:rPr>
+        <w:br/>
+        <w:t xml:space="preserve">Usé por lo menos dos palabras matemáticas.</w:t>
+      </w:r>
+    </w:p>
+    <w:p>
+      <w:pPr>
+        <w:spacing w:after="80"/>
+      </w:pPr>
+      <w:r>
+        <w:rPr>
+          <w:b/>
+          <w:bCs/>
+          <w:color w:val="1FA6A2"/>
+          <w:sz w:val="22"/>
+          <w:szCs w:val="22"/>
+        </w:rPr>
+        <w:t xml:space="preserve">☐  </w:t>
+      </w:r>
+      <w:r>
+        <w:rPr>
+          <w:sz w:val="20"/>
+          <w:szCs w:val="20"/>
+        </w:rPr>
+        <w:t xml:space="preserve">I reread complete sentences and punctuation.</w:t>
+      </w:r>
+      <w:r>
+        <w:rPr>
+          <w:i/>
+          <w:iCs/>
+          <w:color w:val="5F6F80"/>
+          <w:sz w:val="18"/>
+          <w:szCs w:val="18"/>
+        </w:rPr>
+        <w:br/>
+        <w:t xml:space="preserve">Volví a leer mis oraciones completas y la puntuación.</w:t>
+      </w:r>
+    </w:p>
+    <w:p>
+      <w:pPr>
+        <w:pStyle w:val="Heading1"/>
+        <w:pageBreakBefore/>
+        <w:pBdr>
+          <w:bottom w:val="single" w:color="1FA6A2" w:sz="14" w:space="6"/>
+        </w:pBdr>
+        <w:spacing w:after="140" w:before="0"/>
+      </w:pPr>
+      <w:r>
+        <w:rPr>
+          <w:b/>
+          <w:bCs/>
+          <w:color w:val="12355B"/>
+          <w:sz w:val="30"/>
+          <w:szCs w:val="30"/>
+        </w:rPr>
+        <w:t xml:space="preserve">Worked Example</w:t>
+      </w:r>
+    </w:p>
+    <w:p>
+      <w:pPr>
+        <w:pStyle w:val="Heading2"/>
+        <w:spacing w:after="80" w:before="180"/>
+      </w:pPr>
+      <w:r>
+        <w:rPr>
+          <w:b/>
+          <w:bCs/>
+          <w:color w:val="12355B"/>
+          <w:sz w:val="24"/>
+          <w:szCs w:val="24"/>
+        </w:rPr>
+        <w:t xml:space="preserve">Watch &amp; Read</w:t>
+      </w:r>
+      <w:r>
+        <w:rPr>
+          <w:i/>
+          <w:iCs/>
+          <w:color w:val="1FA6A2"/>
+          <w:sz w:val="19"/>
+          <w:szCs w:val="19"/>
+        </w:rPr>
+        <w:t xml:space="preserve">   I Do — follow along with your teacher</w:t>
+      </w:r>
+    </w:p>
+    <w:tbl>
+      <w:tblPr>
+        <w:tblW w:type="pct" w:w="100%"/>
+        <w:tblBorders>
+          <w:top w:val="single" w:color="1FA6A2" w:sz="8"/>
+          <w:left w:val="single" w:color="1FA6A2" w:sz="8"/>
+          <w:bottom w:val="single" w:color="1FA6A2" w:sz="8"/>
+          <w:right w:val="single" w:color="1FA6A2" w:sz="8"/>
+          <w:insideH w:val="single" w:color="auto" w:sz="4"/>
+          <w:insideV w:val="single" w:color="auto" w:sz="4"/>
+        </w:tblBorders>
+      </w:tblPr>
+      <w:tblGrid>
+        <w:gridCol w:w="100"/>
+      </w:tblGrid>
+      <w:tr>
+        <w:tc>
+          <w:tcPr>
+            <w:shd w:fill="E6F4F3" w:color="auto" w:val="clear"/>
+            <w:tcMar>
+              <w:top w:type="dxa" w:w="120"/>
+              <w:left w:type="dxa" w:w="180"/>
+              <w:bottom w:type="dxa" w:w="120"/>
+              <w:right w:type="dxa" w:w="180"/>
+            </w:tcMar>
+          </w:tcPr>
+          <w:p>
+            <w:pPr>
+              <w:spacing w:after="60"/>
+            </w:pPr>
+            <w:r>
+              <w:rPr>
+                <w:b/>
+                <w:bCs/>
+                <w:color w:val="12355B"/>
+                <w:sz w:val="22"/>
+                <w:szCs w:val="22"/>
+              </w:rPr>
+              <w:t xml:space="preserve">Time Capsule Project</w:t>
+            </w:r>
+          </w:p>
+          <w:p>
+            <w:pPr>
+              <w:spacing w:after="0"/>
+            </w:pPr>
+            <w:r>
+              <w:rPr>
+                <w:sz w:val="21"/>
+                <w:szCs w:val="21"/>
+              </w:rPr>
+              <w:t xml:space="preserve">Your class is painting the outside of different time capsule shapes to protect them from weather. Some capsules are rectangular prisms and others are triangular prisms (wedge-shaped). To buy the right amount of paint, you need to calculate the surface area of each shape!</w:t>
+            </w:r>
+          </w:p>
+        </w:tc>
+      </w:tr>
+    </w:tbl>
+    <w:p>
+      <w:pPr>
+        <w:spacing w:after="80"/>
+      </w:pPr>
+      <w:r>
+        <w:t xml:space="preserve"/>
+      </w:r>
+    </w:p>
+    <w:p>
+      <w:pPr>
+        <w:spacing w:after="50" w:before="60"/>
+      </w:pPr>
+      <w:r>
+        <w:rPr>
+          <w:b/>
+          <w:bCs/>
+          <w:color w:val="12355B"/>
+          <w:sz w:val="21"/>
+          <w:szCs w:val="21"/>
+        </w:rPr>
+        <w:t xml:space="preserve">Think about:</w:t>
+      </w:r>
+    </w:p>
+    <w:p>
+      <w:pPr>
+        <w:spacing w:after="40"/>
+        <w:ind w:left="300"/>
+      </w:pPr>
+      <w:r>
+        <w:rPr>
+          <w:sz w:val="20"/>
+          <w:szCs w:val="20"/>
+        </w:rPr>
+        <w:t xml:space="preserve">•  How many faces does a rectangular prism have? A triangular prism?</w:t>
+      </w:r>
+    </w:p>
+    <w:p>
+      <w:pPr>
+        <w:spacing w:after="40"/>
+        <w:ind w:left="300"/>
+      </w:pPr>
+      <w:r>
+        <w:rPr>
+          <w:sz w:val="20"/>
+          <w:szCs w:val="20"/>
+        </w:rPr>
+        <w:t xml:space="preserve">•  What shapes make up the faces of a triangular prism?</w:t>
+      </w:r>
+    </w:p>
+    <w:p>
+      <w:pPr>
+        <w:spacing w:after="40"/>
+        <w:ind w:left="300"/>
+      </w:pPr>
+      <w:r>
+        <w:rPr>
+          <w:sz w:val="20"/>
+          <w:szCs w:val="20"/>
+        </w:rPr>
+        <w:t xml:space="preserve">•  How is finding surface area different from finding volume?</w:t>
+      </w:r>
+    </w:p>
+    <w:p>
+      <w:pPr>
+        <w:spacing w:after="40"/>
+        <w:ind w:left="300"/>
+      </w:pPr>
+      <w:r>
+        <w:rPr>
+          <w:sz w:val="20"/>
+          <w:szCs w:val="20"/>
+        </w:rPr>
+        <w:t xml:space="preserve">•  Which shape uses more paint — a rectangular or triangular prism of similar size?</w:t>
+      </w:r>
+    </w:p>
+    <w:p>
+      <w:pPr>
+        <w:spacing w:after="40"/>
+        <w:ind w:left="300"/>
+      </w:pPr>
+      <w:r>
+        <w:rPr>
+          <w:sz w:val="20"/>
+          <w:szCs w:val="20"/>
+        </w:rPr>
+        <w:t xml:space="preserve">•  Why does surface area use square units instead of cubic units?</w:t>
+      </w:r>
+    </w:p>
+    <w:p>
+      <w:pPr>
+        <w:pStyle w:val="Heading2"/>
+        <w:spacing w:after="80" w:before="180"/>
+      </w:pPr>
+      <w:r>
+        <w:rPr>
+          <w:b/>
+          <w:bCs/>
+          <w:color w:val="12355B"/>
+          <w:sz w:val="24"/>
+          <w:szCs w:val="24"/>
+        </w:rPr>
+        <w:t xml:space="preserve">Solved Example</w:t>
+      </w:r>
+      <w:r>
+        <w:rPr>
+          <w:i/>
+          <w:iCs/>
+          <w:color w:val="1FA6A2"/>
+          <w:sz w:val="19"/>
+          <w:szCs w:val="19"/>
+        </w:rPr>
+        <w:t xml:space="preserve">   I Do — watch each step</w:t>
+      </w:r>
+    </w:p>
+    <w:p>
+      <w:pPr>
+        <w:keepNext/>
+        <w:spacing w:after="40"/>
+      </w:pPr>
+      <w:r>
+        <w:rPr>
+          <w:b/>
+          <w:bCs/>
+          <w:color w:val="12355B"/>
+          <w:sz w:val="21"/>
+          <w:szCs w:val="21"/>
+        </w:rPr>
+        <w:t xml:space="preserve">Problem:  </w:t>
+      </w:r>
+      <w:r>
+        <w:rPr>
+          <w:sz w:val="21"/>
+          <w:szCs w:val="21"/>
+        </w:rPr>
+        <w:t xml:space="preserve">What is the surface area of a rectangular prism with l = 5 cm, w = 4 cm, h = 3 cm?</w:t>
+      </w:r>
+    </w:p>
+    <w:p>
+      <w:pPr>
+        <w:spacing w:after="30"/>
+        <w:ind w:left="420"/>
+      </w:pPr>
+      <w:r>
+        <w:rPr>
+          <w:sz w:val="20"/>
+          <w:szCs w:val="20"/>
+        </w:rPr>
+        <w:t xml:space="preserve">A)  94 cm²</w:t>
+      </w:r>
+    </w:p>
+    <w:p>
+      <w:pPr>
+        <w:spacing w:after="30"/>
+        <w:ind w:left="420"/>
+      </w:pPr>
+      <w:r>
+        <w:rPr>
+          <w:sz w:val="20"/>
+          <w:szCs w:val="20"/>
+        </w:rPr>
+        <w:t xml:space="preserve">B)  60 cm²</w:t>
+      </w:r>
+    </w:p>
+    <w:p>
+      <w:pPr>
+        <w:spacing w:after="30"/>
+        <w:ind w:left="420"/>
+      </w:pPr>
+      <w:r>
+        <w:rPr>
+          <w:sz w:val="20"/>
+          <w:szCs w:val="20"/>
+        </w:rPr>
+        <w:t xml:space="preserve">C)  94 cm³</w:t>
+      </w:r>
+    </w:p>
+    <w:p>
+      <w:pPr>
+        <w:spacing w:after="30"/>
+        <w:ind w:left="420"/>
+      </w:pPr>
+      <w:r>
+        <w:rPr>
+          <w:sz w:val="20"/>
+          <w:szCs w:val="20"/>
+        </w:rPr>
+        <w:t xml:space="preserve">D)  47 cm²</w:t>
+      </w:r>
+    </w:p>
+    <w:p>
+      <w:pPr>
+        <w:spacing w:after="20" w:before="50"/>
+      </w:pPr>
+      <w:r>
+        <w:rPr>
+          <w:b/>
+          <w:bCs/>
+          <w:color w:val="1FA6A2"/>
+          <w:sz w:val="21"/>
+          <w:szCs w:val="21"/>
+        </w:rPr>
+        <w:t xml:space="preserve">Step 1:  </w:t>
+      </w:r>
+      <w:r>
+        <w:rPr>
+          <w:sz w:val="21"/>
+          <w:szCs w:val="21"/>
+        </w:rPr>
+        <w:t xml:space="preserve">SA = 2(5×4) + 2(5×3) + 2(4×3) = 40 + 30 + 24 = 94 cm².</w:t>
+      </w:r>
+    </w:p>
+    <w:p>
+      <w:pPr>
+        <w:spacing w:after="40" w:before="60"/>
+      </w:pPr>
+      <w:r>
+        <w:rPr>
+          <w:b/>
+          <w:bCs/>
+          <w:color w:val="12355B"/>
+          <w:sz w:val="21"/>
+          <w:szCs w:val="21"/>
+        </w:rPr>
+        <w:t xml:space="preserve">Answer:  </w:t>
+      </w:r>
+      <w:r>
+        <w:rPr>
+          <w:b/>
+          <w:bCs/>
+          <w:sz w:val="21"/>
+          <w:szCs w:val="21"/>
+        </w:rPr>
+        <w:t xml:space="preserve">A. 94 cm²</w:t>
+      </w:r>
+    </w:p>
+    <w:p>
+      <w:pPr>
+        <w:pStyle w:val="Heading1"/>
+        <w:pageBreakBefore/>
+        <w:pBdr>
+          <w:bottom w:val="single" w:color="1FA6A2" w:sz="14" w:space="6"/>
+        </w:pBdr>
+        <w:spacing w:after="140" w:before="0"/>
+      </w:pPr>
+      <w:r>
+        <w:rPr>
+          <w:b/>
+          <w:bCs/>
+          <w:color w:val="12355B"/>
+          <w:sz w:val="30"/>
+          <w:szCs w:val="30"/>
+        </w:rPr>
+        <w:t xml:space="preserve">Guided Practice</w:t>
+      </w:r>
+    </w:p>
+    <w:p>
+      <w:pPr>
+        <w:pStyle w:val="Heading2"/>
+        <w:spacing w:after="80" w:before="180"/>
+      </w:pPr>
+      <w:r>
+        <w:rPr>
+          <w:b/>
+          <w:bCs/>
+          <w:color w:val="12355B"/>
+          <w:sz w:val="24"/>
+          <w:szCs w:val="24"/>
+        </w:rPr>
+        <w:t xml:space="preserve">Solve Together</w:t>
+      </w:r>
+      <w:r>
+        <w:rPr>
+          <w:i/>
+          <w:iCs/>
+          <w:color w:val="6B4FA0"/>
+          <w:sz w:val="19"/>
+          <w:szCs w:val="19"/>
+        </w:rPr>
+        <w:t xml:space="preserve">   We Do — work with your class</w:t>
+      </w:r>
+    </w:p>
+    <w:p>
+      <w:pPr>
+        <w:keepNext/>
+        <w:spacing w:after="40" w:before="40"/>
+      </w:pPr>
+      <w:r>
+        <w:rPr>
+          <w:b/>
+          <w:bCs/>
+          <w:color w:val="12355B"/>
+          <w:sz w:val="21"/>
+          <w:szCs w:val="21"/>
+        </w:rPr>
+        <w:t xml:space="preserve">Problem:  </w:t>
+      </w:r>
+      <w:r>
+        <w:rPr>
+          <w:sz w:val="21"/>
+          <w:szCs w:val="21"/>
+        </w:rPr>
+        <w:t xml:space="preserve">How many faces does a triangular prism have?</w:t>
+      </w:r>
+    </w:p>
+    <w:p>
+      <w:pPr>
+        <w:spacing w:after="30"/>
+        <w:ind w:left="420"/>
+      </w:pPr>
+      <w:r>
+        <w:rPr>
+          <w:sz w:val="20"/>
+          <w:szCs w:val="20"/>
+        </w:rPr>
+        <w:t xml:space="preserve">A)  5</w:t>
+      </w:r>
+    </w:p>
+    <w:p>
+      <w:pPr>
+        <w:spacing w:after="30"/>
+        <w:ind w:left="420"/>
+      </w:pPr>
+      <w:r>
+        <w:rPr>
+          <w:sz w:val="20"/>
+          <w:szCs w:val="20"/>
+        </w:rPr>
+        <w:t xml:space="preserve">B)  4</w:t>
+      </w:r>
+    </w:p>
+    <w:p>
+      <w:pPr>
+        <w:spacing w:after="30"/>
+        <w:ind w:left="420"/>
+      </w:pPr>
+      <w:r>
+        <w:rPr>
+          <w:sz w:val="20"/>
+          <w:szCs w:val="20"/>
+        </w:rPr>
+        <w:t xml:space="preserve">C)  6</w:t>
+      </w:r>
+    </w:p>
+    <w:p>
+      <w:pPr>
+        <w:spacing w:after="30"/>
+        <w:ind w:left="420"/>
+      </w:pPr>
+      <w:r>
+        <w:rPr>
+          <w:sz w:val="20"/>
+          <w:szCs w:val="20"/>
+        </w:rPr>
+        <w:t xml:space="preserve">D)  3</w:t>
+      </w:r>
+    </w:p>
+    <w:p>
+      <w:pPr>
+        <w:keepNext/>
+        <w:spacing w:after="0" w:before="50"/>
+      </w:pPr>
+      <w:r>
+        <w:rPr>
+          <w:b/>
+          <w:bCs/>
+          <w:color w:val="6B4FA0"/>
+          <w:sz w:val="21"/>
+          <w:szCs w:val="21"/>
+        </w:rPr>
+        <w:t xml:space="preserve">Step 1:</w:t>
+      </w:r>
+    </w:p>
+    <w:p>
+      <w:pPr>
+        <w:pBdr>
+          <w:bottom w:val="single" w:color="AFBECC" w:sz="6"/>
+        </w:pBdr>
+        <w:spacing w:after="30" w:before="150"/>
+      </w:pPr>
+      <w:r>
+        <w:t xml:space="preserve"/>
+      </w:r>
+    </w:p>
+    <w:p>
+      <w:pPr>
+        <w:keepNext/>
+        <w:spacing w:after="0" w:before="50"/>
+      </w:pPr>
+      <w:r>
+        <w:rPr>
+          <w:b/>
+          <w:bCs/>
+          <w:color w:val="6B4FA0"/>
+          <w:sz w:val="21"/>
+          <w:szCs w:val="21"/>
+        </w:rPr>
+        <w:t xml:space="preserve">Step 2:</w:t>
+      </w:r>
+    </w:p>
+    <w:p>
+      <w:pPr>
+        <w:pBdr>
+          <w:bottom w:val="single" w:color="AFBECC" w:sz="6"/>
+        </w:pBdr>
+        <w:spacing w:after="30" w:before="150"/>
+      </w:pPr>
+      <w:r>
+        <w:t xml:space="preserve"/>
+      </w:r>
+    </w:p>
+    <w:p>
+      <w:pPr>
+        <w:keepNext/>
+        <w:spacing w:after="0" w:before="60"/>
+      </w:pPr>
+      <w:r>
+        <w:rPr>
+          <w:b/>
+          <w:bCs/>
+          <w:color w:val="12355B"/>
+          <w:sz w:val="21"/>
+          <w:szCs w:val="21"/>
+        </w:rPr>
+        <w:t xml:space="preserve">Answer:</w:t>
+      </w:r>
+    </w:p>
+    <w:p>
+      <w:pPr>
+        <w:pBdr>
+          <w:bottom w:val="single" w:color="AFBECC" w:sz="6"/>
+        </w:pBdr>
+        <w:spacing w:after="30" w:before="150"/>
+      </w:pPr>
+      <w:r>
+        <w:t xml:space="preserve"/>
+      </w:r>
+    </w:p>
+    <w:p>
+      <w:pPr>
+        <w:spacing w:after="80"/>
+      </w:pPr>
+      <w:r>
+        <w:t xml:space="preserve"/>
+      </w:r>
+    </w:p>
+    <w:tbl>
+      <w:tblPr>
+        <w:tblW w:type="pct" w:w="100%"/>
+        <w:tblBorders>
+          <w:top w:val="single" w:color="BBD0DE" w:sz="8"/>
+          <w:left w:val="single" w:color="BBD0DE" w:sz="8"/>
+          <w:bottom w:val="single" w:color="BBD0DE" w:sz="8"/>
+          <w:right w:val="single" w:color="BBD0DE" w:sz="8"/>
+          <w:insideH w:val="single" w:color="auto" w:sz="4"/>
+          <w:insideV w:val="single" w:color="auto" w:sz="4"/>
+        </w:tblBorders>
+      </w:tblPr>
+      <w:tblGrid>
+        <w:gridCol w:w="100"/>
+      </w:tblGrid>
+      <w:tr>
+        <w:tc>
+          <w:tcPr>
+            <w:shd w:fill="EEF4F8" w:color="auto" w:val="clear"/>
+            <w:tcMar>
+              <w:top w:type="dxa" w:w="120"/>
+              <w:left w:type="dxa" w:w="180"/>
+              <w:bottom w:type="dxa" w:w="120"/>
+              <w:right w:type="dxa" w:w="180"/>
+            </w:tcMar>
+          </w:tcPr>
+          <w:p>
+            <w:pPr>
               <w:spacing w:after="60"/>
             </w:pPr>
             <w:r>
@@ -3445,6 +4741,97 @@
           <w:szCs w:val="19"/>
         </w:rPr>
         <w:t xml:space="preserve">  — SA = 2(8×6) + 2(8×3) + 2(6×3) = 96 + 48 + 36 = 180 ft². Surface area uses square units (ft²).</w:t>
+      </w:r>
+    </w:p>
+    <w:p>
+      <w:pPr>
+        <w:pStyle w:val="Heading2"/>
+        <w:spacing w:after="80" w:before="180"/>
+      </w:pPr>
+      <w:r>
+        <w:rPr>
+          <w:b/>
+          <w:bCs/>
+          <w:color w:val="12355B"/>
+          <w:sz w:val="24"/>
+          <w:szCs w:val="24"/>
+        </w:rPr>
+        <w:t xml:space="preserve">Math Writing Criteria</w:t>
+      </w:r>
+    </w:p>
+    <w:p>
+      <w:pPr>
+        <w:spacing w:after="100"/>
+      </w:pPr>
+      <w:r>
+        <w:rPr>
+          <w:i/>
+          <w:iCs/>
+          <w:color w:val="5F6F80"/>
+          <w:sz w:val="19"/>
+          <w:szCs w:val="19"/>
+        </w:rPr>
+        <w:t xml:space="preserve">The support level changes the amount of language scaffolding, not the mathematical expectation.</w:t>
+      </w:r>
+    </w:p>
+    <w:p>
+      <w:pPr>
+        <w:spacing w:after="80"/>
+      </w:pPr>
+      <w:r>
+        <w:rPr>
+          <w:sz w:val="20"/>
+          <w:szCs w:val="20"/>
+        </w:rPr>
+        <w:t xml:space="preserve">☐  I answered the question.</w:t>
+      </w:r>
+    </w:p>
+    <w:p>
+      <w:pPr>
+        <w:spacing w:after="80"/>
+      </w:pPr>
+      <w:r>
+        <w:rPr>
+          <w:sz w:val="20"/>
+          <w:szCs w:val="20"/>
+        </w:rPr>
+        <w:t xml:space="preserve">☐  I used math evidence: numbers, an equation, a model, or a comparison.</w:t>
+      </w:r>
+    </w:p>
+    <w:p>
+      <w:pPr>
+        <w:spacing w:after="80"/>
+      </w:pPr>
+      <w:r>
+        <w:rPr>
+          <w:sz w:val="20"/>
+          <w:szCs w:val="20"/>
+        </w:rPr>
+        <w:t xml:space="preserve">☐  I explained how the evidence proves my answer.</w:t>
+      </w:r>
+    </w:p>
+    <w:p>
+      <w:pPr>
+        <w:spacing w:after="80"/>
+      </w:pPr>
+      <w:r>
+        <w:rPr>
+          <w:sz w:val="20"/>
+          <w:szCs w:val="20"/>
+        </w:rPr>
+        <w:t xml:space="preserve">☐  I used at least two math words.</w:t>
+      </w:r>
+    </w:p>
+    <w:p>
+      <w:pPr>
+        <w:spacing w:after="80"/>
+      </w:pPr>
+      <w:r>
+        <w:rPr>
+          <w:sz w:val="20"/>
+          <w:szCs w:val="20"/>
+        </w:rPr>
+        <w:t xml:space="preserve">☐  I reread complete sentences and punctuation.</w:t>
       </w:r>
     </w:p>
     <w:sectPr>

--- a/lessons/10-4/downloads/10-4-notes-teacher.docx
+++ b/lessons/10-4/downloads/10-4-notes-teacher.docx
@@ -366,7 +366,7 @@
           </w:p>
           <w:p>
             <w:pPr>
-              <w:spacing w:after="0"/>
+              <w:spacing w:after="40"/>
             </w:pPr>
             <w:r>
               <w:rPr>
@@ -376,262 +376,29 @@
               <w:t xml:space="preserve">Coming up with different, and sometimes unique, solutions to problems.</w:t>
             </w:r>
           </w:p>
-        </w:tc>
-      </w:tr>
-    </w:tbl>
-    <w:tbl>
-      <w:tblPr>
-        <w:tblW w:type="pct" w:w="100%"/>
-        <w:tblBorders>
-          <w:top w:val="none" w:color="FFFFFF" w:sz="0"/>
-          <w:left w:val="none" w:color="FFFFFF" w:sz="0"/>
-          <w:bottom w:val="single" w:color="C7D2DD" w:sz="4"/>
-          <w:right w:val="none" w:color="FFFFFF" w:sz="0"/>
-          <w:insideH w:val="none" w:color="FFFFFF" w:sz="0"/>
-          <w:insideV w:val="none" w:color="FFFFFF" w:sz="0"/>
-        </w:tblBorders>
-      </w:tblPr>
-      <w:tblGrid>
-        <w:gridCol w:w="1800"/>
-        <w:gridCol w:w="7560"/>
-      </w:tblGrid>
-      <w:tr>
-        <w:trPr>
-          <w:cantSplit/>
-        </w:trPr>
-        <w:tc>
-          <w:tcPr>
-            <w:tcW w:type="dxa" w:w="1800"/>
-            <w:tcMar>
-              <w:top w:type="dxa" w:w="100"/>
-              <w:left w:type="dxa" w:w="40"/>
-              <w:bottom w:type="dxa" w:w="100"/>
-              <w:right w:type="dxa" w:w="120"/>
-            </w:tcMar>
-            <w:vAlign w:val="center"/>
-          </w:tcPr>
           <w:p>
             <w:pPr>
               <w:spacing w:after="0"/>
-              <w:jc w:val="center"/>
-            </w:pPr>
-            <w:r>
-              <w:drawing>
-                <wp:inline distT="0" distB="0" distL="0" distR="0">
-                  <wp:extent cx="1047750" cy="790575"/>
-                  <wp:effectExtent t="0" r="0" b="0" l="0"/>
-                  <wp:docPr id="1" name="" descr="" title=""/>
-                  <wp:cNvGraphicFramePr>
-                    <a:graphicFrameLocks xmlns:a="http://schemas.openxmlformats.org/drawingml/2006/main" noChangeAspect="1"/>
-                  </wp:cNvGraphicFramePr>
-                  <a:graphic xmlns:a="http://schemas.openxmlformats.org/drawingml/2006/main">
-                    <a:graphicData uri="http://schemas.openxmlformats.org/drawingml/2006/picture">
-                      <pic:pic xmlns:pic="http://schemas.openxmlformats.org/drawingml/2006/picture">
-                        <pic:nvPicPr>
-                          <pic:cNvPr id="0" name="" descr=""/>
-                          <pic:cNvPicPr>
-                            <a:picLocks noChangeAspect="1" noChangeArrowheads="1"/>
-                          </pic:cNvPicPr>
-                        </pic:nvPicPr>
-                        <pic:blipFill>
-                          <a:blip r:embed="rId9" cstate="none"/>
-                          <a:srcRect/>
-                          <a:stretch>
-                            <a:fillRect/>
-                          </a:stretch>
-                        </pic:blipFill>
-                        <pic:spPr bwMode="auto">
-                          <a:xfrm>
-                            <a:off x="0" y="0"/>
-                            <a:ext cx="1047750" cy="790575"/>
-                          </a:xfrm>
-                          <a:prstGeom prst="rect">
-                            <a:avLst/>
-                          </a:prstGeom>
-                        </pic:spPr>
-                      </pic:pic>
-                    </a:graphicData>
-                  </a:graphic>
-                </wp:inline>
-              </w:drawing>
-            </w:r>
-          </w:p>
-        </w:tc>
-        <w:tc>
-          <w:tcPr>
-            <w:tcW w:type="dxa" w:w="7560"/>
-            <w:tcMar>
-              <w:top w:type="dxa" w:w="100"/>
-              <w:left w:type="dxa" w:w="40"/>
-              <w:bottom w:type="dxa" w:w="100"/>
-              <w:right w:type="dxa" w:w="40"/>
-            </w:tcMar>
-            <w:vAlign w:val="center"/>
-          </w:tcPr>
-          <w:p>
-            <w:pPr>
-              <w:spacing w:after="50"/>
             </w:pPr>
             <w:r>
               <w:rPr>
                 <w:b/>
                 <w:bCs/>
-                <w:color w:val="12355B"/>
-                <w:sz w:val="24"/>
-                <w:szCs w:val="24"/>
+                <w:color w:val="1FA6A2"/>
+                <w:sz w:val="18"/>
+                <w:szCs w:val="18"/>
               </w:rPr>
-              <w:t xml:space="preserve">rotation</w:t>
+              <w:t xml:space="preserve">Example:  </w:t>
             </w:r>
             <w:r>
               <w:rPr>
                 <w:i/>
                 <w:iCs/>
                 <w:color w:val="5F6F80"/>
-                <w:sz w:val="19"/>
-                <w:szCs w:val="19"/>
+                <w:sz w:val="18"/>
+                <w:szCs w:val="18"/>
               </w:rPr>
-              <w:t xml:space="preserve">   rotación</w:t>
-            </w:r>
-          </w:p>
-          <w:p>
-            <w:pPr>
-              <w:spacing w:after="0"/>
-            </w:pPr>
-            <w:r>
-              <w:rPr>
-                <w:sz w:val="21"/>
-                <w:szCs w:val="21"/>
-              </w:rPr>
-              <w:t xml:space="preserve">One full turn of a wheel, gear, or pedal all the way around.</w:t>
-            </w:r>
-          </w:p>
-        </w:tc>
-      </w:tr>
-    </w:tbl>
-    <w:tbl>
-      <w:tblPr>
-        <w:tblW w:type="pct" w:w="100%"/>
-        <w:tblBorders>
-          <w:top w:val="none" w:color="FFFFFF" w:sz="0"/>
-          <w:left w:val="none" w:color="FFFFFF" w:sz="0"/>
-          <w:bottom w:val="single" w:color="C7D2DD" w:sz="4"/>
-          <w:right w:val="none" w:color="FFFFFF" w:sz="0"/>
-          <w:insideH w:val="none" w:color="FFFFFF" w:sz="0"/>
-          <w:insideV w:val="none" w:color="FFFFFF" w:sz="0"/>
-        </w:tblBorders>
-      </w:tblPr>
-      <w:tblGrid>
-        <w:gridCol w:w="1800"/>
-        <w:gridCol w:w="7560"/>
-      </w:tblGrid>
-      <w:tr>
-        <w:trPr>
-          <w:cantSplit/>
-        </w:trPr>
-        <w:tc>
-          <w:tcPr>
-            <w:tcW w:type="dxa" w:w="1800"/>
-            <w:tcMar>
-              <w:top w:type="dxa" w:w="100"/>
-              <w:left w:type="dxa" w:w="40"/>
-              <w:bottom w:type="dxa" w:w="100"/>
-              <w:right w:type="dxa" w:w="120"/>
-            </w:tcMar>
-            <w:vAlign w:val="center"/>
-          </w:tcPr>
-          <w:p>
-            <w:pPr>
-              <w:spacing w:after="0"/>
-              <w:jc w:val="center"/>
-            </w:pPr>
-            <w:r>
-              <w:drawing>
-                <wp:inline distT="0" distB="0" distL="0" distR="0">
-                  <wp:extent cx="1047750" cy="790575"/>
-                  <wp:effectExtent t="0" r="0" b="0" l="0"/>
-                  <wp:docPr id="1" name="" descr="" title=""/>
-                  <wp:cNvGraphicFramePr>
-                    <a:graphicFrameLocks xmlns:a="http://schemas.openxmlformats.org/drawingml/2006/main" noChangeAspect="1"/>
-                  </wp:cNvGraphicFramePr>
-                  <a:graphic xmlns:a="http://schemas.openxmlformats.org/drawingml/2006/main">
-                    <a:graphicData uri="http://schemas.openxmlformats.org/drawingml/2006/picture">
-                      <pic:pic xmlns:pic="http://schemas.openxmlformats.org/drawingml/2006/picture">
-                        <pic:nvPicPr>
-                          <pic:cNvPr id="0" name="" descr=""/>
-                          <pic:cNvPicPr>
-                            <a:picLocks noChangeAspect="1" noChangeArrowheads="1"/>
-                          </pic:cNvPicPr>
-                        </pic:nvPicPr>
-                        <pic:blipFill>
-                          <a:blip r:embed="rId9" cstate="none"/>
-                          <a:srcRect/>
-                          <a:stretch>
-                            <a:fillRect/>
-                          </a:stretch>
-                        </pic:blipFill>
-                        <pic:spPr bwMode="auto">
-                          <a:xfrm>
-                            <a:off x="0" y="0"/>
-                            <a:ext cx="1047750" cy="790575"/>
-                          </a:xfrm>
-                          <a:prstGeom prst="rect">
-                            <a:avLst/>
-                          </a:prstGeom>
-                        </pic:spPr>
-                      </pic:pic>
-                    </a:graphicData>
-                  </a:graphic>
-                </wp:inline>
-              </w:drawing>
-            </w:r>
-          </w:p>
-        </w:tc>
-        <w:tc>
-          <w:tcPr>
-            <w:tcW w:type="dxa" w:w="7560"/>
-            <w:tcMar>
-              <w:top w:type="dxa" w:w="100"/>
-              <w:left w:type="dxa" w:w="40"/>
-              <w:bottom w:type="dxa" w:w="100"/>
-              <w:right w:type="dxa" w:w="40"/>
-            </w:tcMar>
-            <w:vAlign w:val="center"/>
-          </w:tcPr>
-          <w:p>
-            <w:pPr>
-              <w:spacing w:after="50"/>
-            </w:pPr>
-            <w:r>
-              <w:rPr>
-                <w:b/>
-                <w:bCs/>
-                <w:color w:val="12355B"/>
-                <w:sz w:val="24"/>
-                <w:szCs w:val="24"/>
-              </w:rPr>
-              <w:t xml:space="preserve">gear</w:t>
-            </w:r>
-            <w:r>
-              <w:rPr>
-                <w:i/>
-                <w:iCs/>
-                <w:color w:val="5F6F80"/>
-                <w:sz w:val="19"/>
-                <w:szCs w:val="19"/>
-              </w:rPr>
-              <w:t xml:space="preserve">   engranaje</w:t>
-            </w:r>
-          </w:p>
-          <w:p>
-            <w:pPr>
-              <w:spacing w:after="0"/>
-            </w:pPr>
-            <w:r>
-              <w:rPr>
-                <w:sz w:val="21"/>
-                <w:szCs w:val="21"/>
-              </w:rPr>
-              <w:t xml:space="preserve">A toothed wheel that transfers motion through a chain or another gear.</w:t>
+              <w:t xml:space="preserve">The Penny Farthing's huge wheel, then chains and gears — two clever fixes.</w:t>
             </w:r>
           </w:p>
         </w:tc>
@@ -738,7 +505,7 @@
                 <w:sz w:val="24"/>
                 <w:szCs w:val="24"/>
               </w:rPr>
-              <w:t xml:space="preserve">ratio</w:t>
+              <w:t xml:space="preserve">rotation</w:t>
             </w:r>
             <w:r>
               <w:rPr>
@@ -748,19 +515,44 @@
                 <w:sz w:val="19"/>
                 <w:szCs w:val="19"/>
               </w:rPr>
-              <w:t xml:space="preserve">   razón</w:t>
-            </w:r>
-          </w:p>
-          <w:p>
-            <w:pPr>
-              <w:spacing w:after="0"/>
+              <w:t xml:space="preserve">   rotación</w:t>
+            </w:r>
+          </w:p>
+          <w:p>
+            <w:pPr>
+              <w:spacing w:after="40"/>
             </w:pPr>
             <w:r>
               <w:rPr>
                 <w:sz w:val="21"/>
                 <w:szCs w:val="21"/>
               </w:rPr>
-              <w:t xml:space="preserve">A comparison of two quantities, like pedal rotations to wheel rotations.</w:t>
+              <w:t xml:space="preserve">One full turn of a wheel, gear, or pedal all the way around.</w:t>
+            </w:r>
+          </w:p>
+          <w:p>
+            <w:pPr>
+              <w:spacing w:after="0"/>
+            </w:pPr>
+            <w:r>
+              <w:rPr>
+                <w:b/>
+                <w:bCs/>
+                <w:color w:val="1FA6A2"/>
+                <w:sz w:val="18"/>
+                <w:szCs w:val="18"/>
+              </w:rPr>
+              <w:t xml:space="preserve">Example:  </w:t>
+            </w:r>
+            <w:r>
+              <w:rPr>
+                <w:i/>
+                <w:iCs/>
+                <w:color w:val="5F6F80"/>
+                <w:sz w:val="18"/>
+                <w:szCs w:val="18"/>
+              </w:rPr>
+              <w:t xml:space="preserve">One full turn of the pedal — 360° all the way around.</w:t>
             </w:r>
           </w:p>
         </w:tc>
@@ -867,6 +659,314 @@
                 <w:sz w:val="24"/>
                 <w:szCs w:val="24"/>
               </w:rPr>
+              <w:t xml:space="preserve">gear</w:t>
+            </w:r>
+            <w:r>
+              <w:rPr>
+                <w:i/>
+                <w:iCs/>
+                <w:color w:val="5F6F80"/>
+                <w:sz w:val="19"/>
+                <w:szCs w:val="19"/>
+              </w:rPr>
+              <w:t xml:space="preserve">   engranaje</w:t>
+            </w:r>
+          </w:p>
+          <w:p>
+            <w:pPr>
+              <w:spacing w:after="40"/>
+            </w:pPr>
+            <w:r>
+              <w:rPr>
+                <w:sz w:val="21"/>
+                <w:szCs w:val="21"/>
+              </w:rPr>
+              <w:t xml:space="preserve">A toothed wheel that passes motion to another toothed wheel through a chain.</w:t>
+            </w:r>
+          </w:p>
+          <w:p>
+            <w:pPr>
+              <w:spacing w:after="0"/>
+            </w:pPr>
+            <w:r>
+              <w:rPr>
+                <w:b/>
+                <w:bCs/>
+                <w:color w:val="1FA6A2"/>
+                <w:sz w:val="18"/>
+                <w:szCs w:val="18"/>
+              </w:rPr>
+              <w:t xml:space="preserve">Example:  </w:t>
+            </w:r>
+            <w:r>
+              <w:rPr>
+                <w:i/>
+                <w:iCs/>
+                <w:color w:val="5F6F80"/>
+                <w:sz w:val="18"/>
+                <w:szCs w:val="18"/>
+              </w:rPr>
+              <w:t xml:space="preserve">A 48-tooth pedal gear pulling a 12-tooth wheel gear through the chain.</w:t>
+            </w:r>
+          </w:p>
+        </w:tc>
+      </w:tr>
+    </w:tbl>
+    <w:tbl>
+      <w:tblPr>
+        <w:tblW w:type="pct" w:w="100%"/>
+        <w:tblBorders>
+          <w:top w:val="none" w:color="FFFFFF" w:sz="0"/>
+          <w:left w:val="none" w:color="FFFFFF" w:sz="0"/>
+          <w:bottom w:val="single" w:color="C7D2DD" w:sz="4"/>
+          <w:right w:val="none" w:color="FFFFFF" w:sz="0"/>
+          <w:insideH w:val="none" w:color="FFFFFF" w:sz="0"/>
+          <w:insideV w:val="none" w:color="FFFFFF" w:sz="0"/>
+        </w:tblBorders>
+      </w:tblPr>
+      <w:tblGrid>
+        <w:gridCol w:w="1800"/>
+        <w:gridCol w:w="7560"/>
+      </w:tblGrid>
+      <w:tr>
+        <w:trPr>
+          <w:cantSplit/>
+        </w:trPr>
+        <w:tc>
+          <w:tcPr>
+            <w:tcW w:type="dxa" w:w="1800"/>
+            <w:tcMar>
+              <w:top w:type="dxa" w:w="100"/>
+              <w:left w:type="dxa" w:w="40"/>
+              <w:bottom w:type="dxa" w:w="100"/>
+              <w:right w:type="dxa" w:w="120"/>
+            </w:tcMar>
+            <w:vAlign w:val="center"/>
+          </w:tcPr>
+          <w:p>
+            <w:pPr>
+              <w:spacing w:after="0"/>
+              <w:jc w:val="center"/>
+            </w:pPr>
+            <w:r>
+              <w:drawing>
+                <wp:inline distT="0" distB="0" distL="0" distR="0">
+                  <wp:extent cx="1047750" cy="790575"/>
+                  <wp:effectExtent t="0" r="0" b="0" l="0"/>
+                  <wp:docPr id="1" name="" descr="" title=""/>
+                  <wp:cNvGraphicFramePr>
+                    <a:graphicFrameLocks xmlns:a="http://schemas.openxmlformats.org/drawingml/2006/main" noChangeAspect="1"/>
+                  </wp:cNvGraphicFramePr>
+                  <a:graphic xmlns:a="http://schemas.openxmlformats.org/drawingml/2006/main">
+                    <a:graphicData uri="http://schemas.openxmlformats.org/drawingml/2006/picture">
+                      <pic:pic xmlns:pic="http://schemas.openxmlformats.org/drawingml/2006/picture">
+                        <pic:nvPicPr>
+                          <pic:cNvPr id="0" name="" descr=""/>
+                          <pic:cNvPicPr>
+                            <a:picLocks noChangeAspect="1" noChangeArrowheads="1"/>
+                          </pic:cNvPicPr>
+                        </pic:nvPicPr>
+                        <pic:blipFill>
+                          <a:blip r:embed="rId12" cstate="none"/>
+                          <a:srcRect/>
+                          <a:stretch>
+                            <a:fillRect/>
+                          </a:stretch>
+                        </pic:blipFill>
+                        <pic:spPr bwMode="auto">
+                          <a:xfrm>
+                            <a:off x="0" y="0"/>
+                            <a:ext cx="1047750" cy="790575"/>
+                          </a:xfrm>
+                          <a:prstGeom prst="rect">
+                            <a:avLst/>
+                          </a:prstGeom>
+                        </pic:spPr>
+                      </pic:pic>
+                    </a:graphicData>
+                  </a:graphic>
+                </wp:inline>
+              </w:drawing>
+            </w:r>
+          </w:p>
+        </w:tc>
+        <w:tc>
+          <w:tcPr>
+            <w:tcW w:type="dxa" w:w="7560"/>
+            <w:tcMar>
+              <w:top w:type="dxa" w:w="100"/>
+              <w:left w:type="dxa" w:w="40"/>
+              <w:bottom w:type="dxa" w:w="100"/>
+              <w:right w:type="dxa" w:w="40"/>
+            </w:tcMar>
+            <w:vAlign w:val="center"/>
+          </w:tcPr>
+          <w:p>
+            <w:pPr>
+              <w:spacing w:after="50"/>
+            </w:pPr>
+            <w:r>
+              <w:rPr>
+                <w:b/>
+                <w:bCs/>
+                <w:color w:val="12355B"/>
+                <w:sz w:val="24"/>
+                <w:szCs w:val="24"/>
+              </w:rPr>
+              <w:t xml:space="preserve">ratio</w:t>
+            </w:r>
+            <w:r>
+              <w:rPr>
+                <w:i/>
+                <w:iCs/>
+                <w:color w:val="5F6F80"/>
+                <w:sz w:val="19"/>
+                <w:szCs w:val="19"/>
+              </w:rPr>
+              <w:t xml:space="preserve">   razón</w:t>
+            </w:r>
+          </w:p>
+          <w:p>
+            <w:pPr>
+              <w:spacing w:after="40"/>
+            </w:pPr>
+            <w:r>
+              <w:rPr>
+                <w:sz w:val="21"/>
+                <w:szCs w:val="21"/>
+              </w:rPr>
+              <w:t xml:space="preserve">A comparison of two quantities, like pedal rotations to wheel rotations.</w:t>
+            </w:r>
+          </w:p>
+          <w:p>
+            <w:pPr>
+              <w:spacing w:after="0"/>
+            </w:pPr>
+            <w:r>
+              <w:rPr>
+                <w:b/>
+                <w:bCs/>
+                <w:color w:val="1FA6A2"/>
+                <w:sz w:val="18"/>
+                <w:szCs w:val="18"/>
+              </w:rPr>
+              <w:t xml:space="preserve">Example:  </w:t>
+            </w:r>
+            <w:r>
+              <w:rPr>
+                <w:i/>
+                <w:iCs/>
+                <w:color w:val="5F6F80"/>
+                <w:sz w:val="18"/>
+                <w:szCs w:val="18"/>
+              </w:rPr>
+              <w:t xml:space="preserve">48 pedal teeth to 12 wheel teeth — 4 wheel turns for every pedal turn.</w:t>
+            </w:r>
+          </w:p>
+        </w:tc>
+      </w:tr>
+    </w:tbl>
+    <w:tbl>
+      <w:tblPr>
+        <w:tblW w:type="pct" w:w="100%"/>
+        <w:tblBorders>
+          <w:top w:val="none" w:color="FFFFFF" w:sz="0"/>
+          <w:left w:val="none" w:color="FFFFFF" w:sz="0"/>
+          <w:bottom w:val="single" w:color="C7D2DD" w:sz="4"/>
+          <w:right w:val="none" w:color="FFFFFF" w:sz="0"/>
+          <w:insideH w:val="none" w:color="FFFFFF" w:sz="0"/>
+          <w:insideV w:val="none" w:color="FFFFFF" w:sz="0"/>
+        </w:tblBorders>
+      </w:tblPr>
+      <w:tblGrid>
+        <w:gridCol w:w="1800"/>
+        <w:gridCol w:w="7560"/>
+      </w:tblGrid>
+      <w:tr>
+        <w:trPr>
+          <w:cantSplit/>
+        </w:trPr>
+        <w:tc>
+          <w:tcPr>
+            <w:tcW w:type="dxa" w:w="1800"/>
+            <w:tcMar>
+              <w:top w:type="dxa" w:w="100"/>
+              <w:left w:type="dxa" w:w="40"/>
+              <w:bottom w:type="dxa" w:w="100"/>
+              <w:right w:type="dxa" w:w="120"/>
+            </w:tcMar>
+            <w:vAlign w:val="center"/>
+          </w:tcPr>
+          <w:p>
+            <w:pPr>
+              <w:spacing w:after="0"/>
+              <w:jc w:val="center"/>
+            </w:pPr>
+            <w:r>
+              <w:drawing>
+                <wp:inline distT="0" distB="0" distL="0" distR="0">
+                  <wp:extent cx="1047750" cy="790575"/>
+                  <wp:effectExtent t="0" r="0" b="0" l="0"/>
+                  <wp:docPr id="1" name="" descr="" title=""/>
+                  <wp:cNvGraphicFramePr>
+                    <a:graphicFrameLocks xmlns:a="http://schemas.openxmlformats.org/drawingml/2006/main" noChangeAspect="1"/>
+                  </wp:cNvGraphicFramePr>
+                  <a:graphic xmlns:a="http://schemas.openxmlformats.org/drawingml/2006/main">
+                    <a:graphicData uri="http://schemas.openxmlformats.org/drawingml/2006/picture">
+                      <pic:pic xmlns:pic="http://schemas.openxmlformats.org/drawingml/2006/picture">
+                        <pic:nvPicPr>
+                          <pic:cNvPr id="0" name="" descr=""/>
+                          <pic:cNvPicPr>
+                            <a:picLocks noChangeAspect="1" noChangeArrowheads="1"/>
+                          </pic:cNvPicPr>
+                        </pic:nvPicPr>
+                        <pic:blipFill>
+                          <a:blip r:embed="rId13" cstate="none"/>
+                          <a:srcRect/>
+                          <a:stretch>
+                            <a:fillRect/>
+                          </a:stretch>
+                        </pic:blipFill>
+                        <pic:spPr bwMode="auto">
+                          <a:xfrm>
+                            <a:off x="0" y="0"/>
+                            <a:ext cx="1047750" cy="790575"/>
+                          </a:xfrm>
+                          <a:prstGeom prst="rect">
+                            <a:avLst/>
+                          </a:prstGeom>
+                        </pic:spPr>
+                      </pic:pic>
+                    </a:graphicData>
+                  </a:graphic>
+                </wp:inline>
+              </w:drawing>
+            </w:r>
+          </w:p>
+        </w:tc>
+        <w:tc>
+          <w:tcPr>
+            <w:tcW w:type="dxa" w:w="7560"/>
+            <w:tcMar>
+              <w:top w:type="dxa" w:w="100"/>
+              <w:left w:type="dxa" w:w="40"/>
+              <w:bottom w:type="dxa" w:w="100"/>
+              <w:right w:type="dxa" w:w="40"/>
+            </w:tcMar>
+            <w:vAlign w:val="center"/>
+          </w:tcPr>
+          <w:p>
+            <w:pPr>
+              <w:spacing w:after="50"/>
+            </w:pPr>
+            <w:r>
+              <w:rPr>
+                <w:b/>
+                <w:bCs/>
+                <w:color w:val="12355B"/>
+                <w:sz w:val="24"/>
+                <w:szCs w:val="24"/>
+              </w:rPr>
               <w:t xml:space="preserve">equivalent ratios</w:t>
             </w:r>
             <w:r>
@@ -882,7 +982,7 @@
           </w:p>
           <w:p>
             <w:pPr>
-              <w:spacing w:after="0"/>
+              <w:spacing w:after="40"/>
             </w:pPr>
             <w:r>
               <w:rPr>
@@ -890,6 +990,31 @@
                 <w:szCs w:val="21"/>
               </w:rPr>
               <w:t xml:space="preserve">Ratios that make the same comparison using different numbers.</w:t>
+            </w:r>
+          </w:p>
+          <w:p>
+            <w:pPr>
+              <w:spacing w:after="0"/>
+            </w:pPr>
+            <w:r>
+              <w:rPr>
+                <w:b/>
+                <w:bCs/>
+                <w:color w:val="1FA6A2"/>
+                <w:sz w:val="18"/>
+                <w:szCs w:val="18"/>
+              </w:rPr>
+              <w:t xml:space="preserve">Example:  </w:t>
+            </w:r>
+            <w:r>
+              <w:rPr>
+                <w:i/>
+                <w:iCs/>
+                <w:color w:val="5F6F80"/>
+                <w:sz w:val="18"/>
+                <w:szCs w:val="18"/>
+              </w:rPr>
+              <w:t xml:space="preserve">1 : 4 and 3 : 12 describe the same gear, at different sizes.</w:t>
             </w:r>
           </w:p>
         </w:tc>
@@ -1014,7 +1139,7 @@
           <w:sz w:val="22"/>
           <w:szCs w:val="22"/>
         </w:rPr>
-        <w:t xml:space="preserve">__________  —  Coming up with different, and sometimes unique, solutions to problems.</w:t>
+        <w:t xml:space="preserve">Coming up with a different, sometimes unique solution is ___.</w:t>
       </w:r>
     </w:p>
     <w:p>
@@ -1036,7 +1161,7 @@
           <w:sz w:val="22"/>
           <w:szCs w:val="22"/>
         </w:rPr>
-        <w:t xml:space="preserve">__________  —  One full turn of a wheel, gear, or pedal all the way around.</w:t>
+        <w:t xml:space="preserve">One full turn of a wheel, gear, or pedal is a ___.</w:t>
       </w:r>
     </w:p>
     <w:p>
@@ -1058,7 +1183,7 @@
           <w:sz w:val="22"/>
           <w:szCs w:val="22"/>
         </w:rPr>
-        <w:t xml:space="preserve">__________  —  A toothed wheel that transfers motion through a chain or another gear.</w:t>
+        <w:t xml:space="preserve">A toothed wheel that passes motion through a chain is a ___.</w:t>
       </w:r>
     </w:p>
     <w:p>
@@ -1080,7 +1205,7 @@
           <w:sz w:val="22"/>
           <w:szCs w:val="22"/>
         </w:rPr>
-        <w:t xml:space="preserve">__________  —  A comparison of two quantities, like pedal rotations to wheel rotations.</w:t>
+        <w:t xml:space="preserve">A comparison of two quantities, like pedal turns to wheel turns, is a ___.</w:t>
       </w:r>
     </w:p>
     <w:p>
@@ -1102,7 +1227,7 @@
           <w:sz w:val="22"/>
           <w:szCs w:val="22"/>
         </w:rPr>
-        <w:t xml:space="preserve">__________  —  Ratios that make the same comparison using different numbers.</w:t>
+        <w:t xml:space="preserve">Ratios that make the same comparison with different numbers are ___ ___.</w:t>
       </w:r>
     </w:p>
     <w:p>
@@ -1382,7 +1507,7 @@
           <w:sz w:val="20"/>
           <w:szCs w:val="20"/>
         </w:rPr>
-        <w:t xml:space="preserve">A toothed wheel that transfers motion through a chain or another gear.</w:t>
+        <w:t xml:space="preserve">A toothed wheel that passes motion to another toothed wheel through a chain.</w:t>
       </w:r>
       <w:r>
         <w:rPr>
@@ -1393,7 +1518,7 @@
           <w:szCs w:val="18"/>
         </w:rPr>
         <w:br/>
-        <w:t xml:space="preserve">engranaje — Una rueda dentada que transfiere movimiento mediante una cadena u otro engranaje.</w:t>
+        <w:t xml:space="preserve">engranaje — Una rueda con dientes que transmite el movimiento a otra rueda con dientes por medio de una cadena.</w:t>
       </w:r>
     </w:p>
     <w:p>

--- a/lessons/10-4/downloads/10-4-notes-teacher.docx
+++ b/lessons/10-4/downloads/10-4-notes-teacher.docx
@@ -219,10 +219,12 @@
     <w:p>
       <w:pPr>
         <w:pStyle w:val="Heading1"/>
+        <w:keepNext/>
+        <w:keepLines/>
         <w:pBdr>
           <w:bottom w:val="single" w:color="1FA6A2" w:sz="14" w:space="6"/>
         </w:pBdr>
-        <w:spacing w:after="140" w:before="260"/>
+        <w:spacing w:after="140" w:before="300"/>
       </w:pPr>
       <w:r>
         <w:rPr>
@@ -1023,10 +1025,12 @@
     <w:p>
       <w:pPr>
         <w:pStyle w:val="Heading1"/>
+        <w:keepNext/>
+        <w:keepLines/>
         <w:pBdr>
           <w:bottom w:val="single" w:color="1FA6A2" w:sz="14" w:space="6"/>
         </w:pBdr>
-        <w:spacing w:after="140" w:before="260"/>
+        <w:spacing w:after="140" w:before="300"/>
       </w:pPr>
       <w:r>
         <w:rPr>
@@ -1122,7 +1126,8 @@
     </w:p>
     <w:p>
       <w:pPr>
-        <w:spacing w:after="120" w:before="80"/>
+        <w:keepLines/>
+        <w:spacing w:after="260" w:before="200"/>
       </w:pPr>
       <w:r>
         <w:rPr>
@@ -1139,34 +1144,27 @@
           <w:sz w:val="22"/>
           <w:szCs w:val="22"/>
         </w:rPr>
-        <w:t xml:space="preserve">Coming up with a different, sometimes unique solution is ___.</w:t>
-      </w:r>
-    </w:p>
-    <w:p>
-      <w:pPr>
-        <w:spacing w:after="120" w:before="80"/>
-      </w:pPr>
-      <w:r>
-        <w:rPr>
-          <w:b/>
-          <w:bCs/>
-          <w:color w:val="12355B"/>
+        <w:t xml:space="preserve">Coming up with a different, sometimes unique solution is </w:t>
+      </w:r>
+      <w:r>
+        <w:rPr>
           <w:sz w:val="22"/>
           <w:szCs w:val="22"/>
         </w:rPr>
-        <w:t xml:space="preserve">2.  </w:t>
+        <w:t xml:space="preserve">________________</w:t>
       </w:r>
       <w:r>
         <w:rPr>
           <w:sz w:val="22"/>
           <w:szCs w:val="22"/>
         </w:rPr>
-        <w:t xml:space="preserve">One full turn of a wheel, gear, or pedal is a ___.</w:t>
-      </w:r>
-    </w:p>
-    <w:p>
-      <w:pPr>
-        <w:spacing w:after="120" w:before="80"/>
+        <w:t xml:space="preserve">.</w:t>
+      </w:r>
+    </w:p>
+    <w:p>
+      <w:pPr>
+        <w:keepLines/>
+        <w:spacing w:after="260" w:before="200"/>
       </w:pPr>
       <w:r>
         <w:rPr>
@@ -1176,41 +1174,34 @@
           <w:sz w:val="22"/>
           <w:szCs w:val="22"/>
         </w:rPr>
-        <w:t xml:space="preserve">3.  </w:t>
+        <w:t xml:space="preserve">2.  </w:t>
       </w:r>
       <w:r>
         <w:rPr>
           <w:sz w:val="22"/>
           <w:szCs w:val="22"/>
         </w:rPr>
-        <w:t xml:space="preserve">A toothed wheel that passes motion through a chain is a ___.</w:t>
-      </w:r>
-    </w:p>
-    <w:p>
-      <w:pPr>
-        <w:spacing w:after="120" w:before="80"/>
-      </w:pPr>
-      <w:r>
-        <w:rPr>
-          <w:b/>
-          <w:bCs/>
-          <w:color w:val="12355B"/>
+        <w:t xml:space="preserve">One full turn of a wheel, gear, or pedal is a </w:t>
+      </w:r>
+      <w:r>
+        <w:rPr>
           <w:sz w:val="22"/>
           <w:szCs w:val="22"/>
         </w:rPr>
-        <w:t xml:space="preserve">4.  </w:t>
+        <w:t xml:space="preserve">________________</w:t>
       </w:r>
       <w:r>
         <w:rPr>
           <w:sz w:val="22"/>
           <w:szCs w:val="22"/>
         </w:rPr>
-        <w:t xml:space="preserve">A comparison of two quantities, like pedal turns to wheel turns, is a ___.</w:t>
-      </w:r>
-    </w:p>
-    <w:p>
-      <w:pPr>
-        <w:spacing w:after="120" w:before="80"/>
+        <w:t xml:space="preserve">.</w:t>
+      </w:r>
+    </w:p>
+    <w:p>
+      <w:pPr>
+        <w:keepLines/>
+        <w:spacing w:after="260" w:before="200"/>
       </w:pPr>
       <w:r>
         <w:rPr>
@@ -1220,24 +1211,127 @@
           <w:sz w:val="22"/>
           <w:szCs w:val="22"/>
         </w:rPr>
-        <w:t xml:space="preserve">5.  </w:t>
+        <w:t xml:space="preserve">3.  </w:t>
       </w:r>
       <w:r>
         <w:rPr>
           <w:sz w:val="22"/>
           <w:szCs w:val="22"/>
         </w:rPr>
-        <w:t xml:space="preserve">Ratios that make the same comparison with different numbers are ___ ___.</w:t>
+        <w:t xml:space="preserve">A toothed wheel that passes motion through a chain is a </w:t>
+      </w:r>
+      <w:r>
+        <w:rPr>
+          <w:sz w:val="22"/>
+          <w:szCs w:val="22"/>
+        </w:rPr>
+        <w:t xml:space="preserve">________________</w:t>
+      </w:r>
+      <w:r>
+        <w:rPr>
+          <w:sz w:val="22"/>
+          <w:szCs w:val="22"/>
+        </w:rPr>
+        <w:t xml:space="preserve">.</w:t>
+      </w:r>
+    </w:p>
+    <w:p>
+      <w:pPr>
+        <w:keepLines/>
+        <w:spacing w:after="260" w:before="200"/>
+      </w:pPr>
+      <w:r>
+        <w:rPr>
+          <w:b/>
+          <w:bCs/>
+          <w:color w:val="12355B"/>
+          <w:sz w:val="22"/>
+          <w:szCs w:val="22"/>
+        </w:rPr>
+        <w:t xml:space="preserve">4.  </w:t>
+      </w:r>
+      <w:r>
+        <w:rPr>
+          <w:sz w:val="22"/>
+          <w:szCs w:val="22"/>
+        </w:rPr>
+        <w:t xml:space="preserve">A comparison of two quantities, like pedal turns to wheel turns, is a </w:t>
+      </w:r>
+      <w:r>
+        <w:rPr>
+          <w:sz w:val="22"/>
+          <w:szCs w:val="22"/>
+        </w:rPr>
+        <w:t xml:space="preserve">________________</w:t>
+      </w:r>
+      <w:r>
+        <w:rPr>
+          <w:sz w:val="22"/>
+          <w:szCs w:val="22"/>
+        </w:rPr>
+        <w:t xml:space="preserve">.</w:t>
+      </w:r>
+    </w:p>
+    <w:p>
+      <w:pPr>
+        <w:keepLines/>
+        <w:spacing w:after="260" w:before="200"/>
+      </w:pPr>
+      <w:r>
+        <w:rPr>
+          <w:b/>
+          <w:bCs/>
+          <w:color w:val="12355B"/>
+          <w:sz w:val="22"/>
+          <w:szCs w:val="22"/>
+        </w:rPr>
+        <w:t xml:space="preserve">5.  </w:t>
+      </w:r>
+      <w:r>
+        <w:rPr>
+          <w:sz w:val="22"/>
+          <w:szCs w:val="22"/>
+        </w:rPr>
+        <w:t xml:space="preserve">Ratios that make the same comparison with different numbers are </w:t>
+      </w:r>
+      <w:r>
+        <w:rPr>
+          <w:sz w:val="22"/>
+          <w:szCs w:val="22"/>
+        </w:rPr>
+        <w:t xml:space="preserve">________________</w:t>
+      </w:r>
+      <w:r>
+        <w:rPr>
+          <w:sz w:val="22"/>
+          <w:szCs w:val="22"/>
+        </w:rPr>
+        <w:t xml:space="preserve"> </w:t>
+      </w:r>
+      <w:r>
+        <w:rPr>
+          <w:sz w:val="22"/>
+          <w:szCs w:val="22"/>
+        </w:rPr>
+        <w:t xml:space="preserve">________________</w:t>
+      </w:r>
+      <w:r>
+        <w:rPr>
+          <w:sz w:val="22"/>
+          <w:szCs w:val="22"/>
+        </w:rPr>
+        <w:t xml:space="preserve">.</w:t>
       </w:r>
     </w:p>
     <w:p>
       <w:pPr>
         <w:pStyle w:val="Heading1"/>
-        <w:pageBreakBefore/>
+        <w:keepNext/>
+        <w:keepLines/>
         <w:pBdr>
           <w:bottom w:val="single" w:color="1FA6A2" w:sz="14" w:space="6"/>
         </w:pBdr>
-        <w:spacing w:after="140" w:before="0"/>
+        <w:spacing w:after="140" w:before="300"/>
       </w:pPr>
       <w:r>
         <w:rPr>
@@ -2518,11 +2612,12 @@
     <w:p>
       <w:pPr>
         <w:pStyle w:val="Heading1"/>
-        <w:pageBreakBefore/>
+        <w:keepNext/>
+        <w:keepLines/>
         <w:pBdr>
           <w:bottom w:val="single" w:color="1FA6A2" w:sz="14" w:space="6"/>
         </w:pBdr>
-        <w:spacing w:after="140" w:before="0"/>
+        <w:spacing w:after="140" w:before="300"/>
       </w:pPr>
       <w:r>
         <w:rPr>
@@ -2775,11 +2870,12 @@
     <w:p>
       <w:pPr>
         <w:pStyle w:val="Heading1"/>
-        <w:pageBreakBefore/>
+        <w:keepNext/>
+        <w:keepLines/>
         <w:pBdr>
           <w:bottom w:val="single" w:color="1FA6A2" w:sz="14" w:space="6"/>
         </w:pBdr>
-        <w:spacing w:after="140" w:before="0"/>
+        <w:spacing w:after="140" w:before="300"/>
       </w:pPr>
       <w:r>
         <w:rPr>
@@ -3500,11 +3596,12 @@
     <w:p>
       <w:pPr>
         <w:pStyle w:val="Heading1"/>
-        <w:pageBreakBefore/>
+        <w:keepNext/>
+        <w:keepLines/>
         <w:pBdr>
           <w:bottom w:val="single" w:color="1FA6A2" w:sz="14" w:space="6"/>
         </w:pBdr>
-        <w:spacing w:after="140" w:before="0"/>
+        <w:spacing w:after="140" w:before="300"/>
       </w:pPr>
       <w:r>
         <w:rPr>
@@ -4305,11 +4402,12 @@
     <w:p>
       <w:pPr>
         <w:pStyle w:val="Heading1"/>
-        <w:pageBreakBefore/>
+        <w:keepNext/>
+        <w:keepLines/>
         <w:pBdr>
           <w:bottom w:val="single" w:color="1FA6A2" w:sz="14" w:space="6"/>
         </w:pBdr>
-        <w:spacing w:after="140" w:before="0"/>
+        <w:spacing w:after="140" w:before="300"/>
       </w:pPr>
       <w:r>
         <w:rPr>
@@ -4422,6 +4520,8 @@
     <w:p>
       <w:pPr>
         <w:pStyle w:val="Heading1"/>
+        <w:keepNext/>
+        <w:keepLines/>
         <w:pageBreakBefore/>
         <w:pBdr>
           <w:bottom w:val="single" w:color="1FA6A2" w:sz="14" w:space="6"/>

--- a/lessons/10-4/downloads/10-4-notes-teacher.docx
+++ b/lessons/10-4/downloads/10-4-notes-teacher.docx
@@ -1344,47 +1344,6 @@
         <w:t xml:space="preserve">Write About the Math</w:t>
       </w:r>
     </w:p>
-    <w:p>
-      <w:pPr>
-        <w:spacing w:after="100"/>
-      </w:pPr>
-      <w:r>
-        <w:rPr>
-          <w:i/>
-          <w:iCs/>
-          <w:color w:val="5F6F80"/>
-          <w:sz w:val="19"/>
-          <w:szCs w:val="19"/>
-        </w:rPr>
-        <w:t xml:space="preserve">Use the support level you need. Every level answers the same math question.</w:t>
-      </w:r>
-    </w:p>
-    <w:p>
-      <w:pPr>
-        <w:pStyle w:val="Heading2"/>
-        <w:spacing w:after="80" w:before="180"/>
-      </w:pPr>
-      <w:r>
-        <w:rPr>
-          <w:b/>
-          <w:bCs/>
-          <w:color w:val="12355B"/>
-          <w:sz w:val="24"/>
-          <w:szCs w:val="24"/>
-        </w:rPr>
-        <w:t xml:space="preserve">1. Understand the Question</w:t>
-      </w:r>
-      <w:r>
-        <w:rPr>
-          <w:i/>
-          <w:iCs/>
-          <w:color w:val="B97A12"/>
-          <w:sz w:val="19"/>
-          <w:szCs w:val="19"/>
-        </w:rPr>
-        <w:t xml:space="preserve">   explain</w:t>
-      </w:r>
-    </w:p>
     <w:tbl>
       <w:tblPr>
         <w:tblW w:type="pct" w:w="100%"/>
@@ -1423,344 +1382,6 @@
               </w:rPr>
               <w:t xml:space="preserve">How will your future vehicle be powered, and what math will be used in its design or use?</w:t>
             </w:r>
-          </w:p>
-          <w:p>
-            <w:pPr>
-              <w:spacing w:after="0"/>
-            </w:pPr>
-            <w:r>
-              <w:rPr>
-                <w:b/>
-                <w:bCs/>
-                <w:color w:val="12355B"/>
-                <w:sz w:val="20"/>
-                <w:szCs w:val="20"/>
-              </w:rPr>
-              <w:t xml:space="preserve">Your job:  </w:t>
-            </w:r>
-            <w:r>
-              <w:rPr>
-                <w:sz w:val="20"/>
-                <w:szCs w:val="20"/>
-              </w:rPr>
-              <w:t xml:space="preserve">Answer the question. Use math evidence. Explain how the evidence proves your answer.</w:t>
-            </w:r>
-            <w:r>
-              <w:rPr>
-                <w:i/>
-                <w:iCs/>
-                <w:color w:val="5F6F80"/>
-                <w:sz w:val="18"/>
-                <w:szCs w:val="18"/>
-              </w:rPr>
-              <w:br/>
-              <w:t xml:space="preserve">Responde la pregunta. Usa evidencia matemática. Explica cómo la evidencia demuestra tu respuesta.</w:t>
-            </w:r>
-          </w:p>
-        </w:tc>
-      </w:tr>
-    </w:tbl>
-    <w:p>
-      <w:pPr>
-        <w:pStyle w:val="Heading2"/>
-        <w:spacing w:after="80" w:before="180"/>
-      </w:pPr>
-      <w:r>
-        <w:rPr>
-          <w:b/>
-          <w:bCs/>
-          <w:color w:val="12355B"/>
-          <w:sz w:val="24"/>
-          <w:szCs w:val="24"/>
-        </w:rPr>
-        <w:t xml:space="preserve">2. Plan Your Math Words</w:t>
-      </w:r>
-      <w:r>
-        <w:rPr>
-          <w:i/>
-          <w:iCs/>
-          <w:color w:val="1FA6A2"/>
-          <w:sz w:val="19"/>
-          <w:szCs w:val="19"/>
-        </w:rPr>
-        <w:t xml:space="preserve">   check at least two</w:t>
-      </w:r>
-    </w:p>
-    <w:p>
-      <w:pPr>
-        <w:spacing w:after="60"/>
-      </w:pPr>
-      <w:r>
-        <w:rPr>
-          <w:b/>
-          <w:bCs/>
-          <w:color w:val="1FA6A2"/>
-          <w:sz w:val="22"/>
-          <w:szCs w:val="22"/>
-        </w:rPr>
-        <w:t xml:space="preserve">☐  </w:t>
-      </w:r>
-      <w:r>
-        <w:rPr>
-          <w:b/>
-          <w:bCs/>
-          <w:color w:val="12355B"/>
-          <w:sz w:val="20"/>
-          <w:szCs w:val="20"/>
-        </w:rPr>
-        <w:t xml:space="preserve">ingenuity — </w:t>
-      </w:r>
-      <w:r>
-        <w:rPr>
-          <w:sz w:val="20"/>
-          <w:szCs w:val="20"/>
-        </w:rPr>
-        <w:t xml:space="preserve">Coming up with different, and sometimes unique, solutions to problems.</w:t>
-      </w:r>
-      <w:r>
-        <w:rPr>
-          <w:i/>
-          <w:iCs/>
-          <w:color w:val="5F6F80"/>
-          <w:sz w:val="18"/>
-          <w:szCs w:val="18"/>
-        </w:rPr>
-        <w:br/>
-        <w:t xml:space="preserve">ingenio — Idear soluciones diferentes, y a veces únicas, a los problemas.</w:t>
-      </w:r>
-    </w:p>
-    <w:p>
-      <w:pPr>
-        <w:spacing w:after="60"/>
-      </w:pPr>
-      <w:r>
-        <w:rPr>
-          <w:b/>
-          <w:bCs/>
-          <w:color w:val="1FA6A2"/>
-          <w:sz w:val="22"/>
-          <w:szCs w:val="22"/>
-        </w:rPr>
-        <w:t xml:space="preserve">☐  </w:t>
-      </w:r>
-      <w:r>
-        <w:rPr>
-          <w:b/>
-          <w:bCs/>
-          <w:color w:val="12355B"/>
-          <w:sz w:val="20"/>
-          <w:szCs w:val="20"/>
-        </w:rPr>
-        <w:t xml:space="preserve">rotation — </w:t>
-      </w:r>
-      <w:r>
-        <w:rPr>
-          <w:sz w:val="20"/>
-          <w:szCs w:val="20"/>
-        </w:rPr>
-        <w:t xml:space="preserve">One full turn of a wheel, gear, or pedal all the way around.</w:t>
-      </w:r>
-      <w:r>
-        <w:rPr>
-          <w:i/>
-          <w:iCs/>
-          <w:color w:val="5F6F80"/>
-          <w:sz w:val="18"/>
-          <w:szCs w:val="18"/>
-        </w:rPr>
-        <w:br/>
-        <w:t xml:space="preserve">rotación — Una vuelta completa de una rueda, un engranaje o un pedal.</w:t>
-      </w:r>
-    </w:p>
-    <w:p>
-      <w:pPr>
-        <w:spacing w:after="60"/>
-      </w:pPr>
-      <w:r>
-        <w:rPr>
-          <w:b/>
-          <w:bCs/>
-          <w:color w:val="1FA6A2"/>
-          <w:sz w:val="22"/>
-          <w:szCs w:val="22"/>
-        </w:rPr>
-        <w:t xml:space="preserve">☐  </w:t>
-      </w:r>
-      <w:r>
-        <w:rPr>
-          <w:b/>
-          <w:bCs/>
-          <w:color w:val="12355B"/>
-          <w:sz w:val="20"/>
-          <w:szCs w:val="20"/>
-        </w:rPr>
-        <w:t xml:space="preserve">gear — </w:t>
-      </w:r>
-      <w:r>
-        <w:rPr>
-          <w:sz w:val="20"/>
-          <w:szCs w:val="20"/>
-        </w:rPr>
-        <w:t xml:space="preserve">A toothed wheel that passes motion to another toothed wheel through a chain.</w:t>
-      </w:r>
-      <w:r>
-        <w:rPr>
-          <w:i/>
-          <w:iCs/>
-          <w:color w:val="5F6F80"/>
-          <w:sz w:val="18"/>
-          <w:szCs w:val="18"/>
-        </w:rPr>
-        <w:br/>
-        <w:t xml:space="preserve">engranaje — Una rueda con dientes que transmite el movimiento a otra rueda con dientes por medio de una cadena.</w:t>
-      </w:r>
-    </w:p>
-    <w:p>
-      <w:pPr>
-        <w:spacing w:after="60"/>
-      </w:pPr>
-      <w:r>
-        <w:rPr>
-          <w:b/>
-          <w:bCs/>
-          <w:color w:val="1FA6A2"/>
-          <w:sz w:val="22"/>
-          <w:szCs w:val="22"/>
-        </w:rPr>
-        <w:t xml:space="preserve">☐  </w:t>
-      </w:r>
-      <w:r>
-        <w:rPr>
-          <w:b/>
-          <w:bCs/>
-          <w:color w:val="12355B"/>
-          <w:sz w:val="20"/>
-          <w:szCs w:val="20"/>
-        </w:rPr>
-        <w:t xml:space="preserve">ratio — </w:t>
-      </w:r>
-      <w:r>
-        <w:rPr>
-          <w:sz w:val="20"/>
-          <w:szCs w:val="20"/>
-        </w:rPr>
-        <w:t xml:space="preserve">A comparison of two quantities, like pedal rotations to wheel rotations.</w:t>
-      </w:r>
-      <w:r>
-        <w:rPr>
-          <w:i/>
-          <w:iCs/>
-          <w:color w:val="5F6F80"/>
-          <w:sz w:val="18"/>
-          <w:szCs w:val="18"/>
-        </w:rPr>
-        <w:br/>
-        <w:t xml:space="preserve">razón — Una comparación de dos cantidades, como rotaciones del pedal y rotaciones de la rueda.</w:t>
-      </w:r>
-    </w:p>
-    <w:p>
-      <w:pPr>
-        <w:spacing w:after="60"/>
-      </w:pPr>
-      <w:r>
-        <w:rPr>
-          <w:b/>
-          <w:bCs/>
-          <w:color w:val="1FA6A2"/>
-          <w:sz w:val="22"/>
-          <w:szCs w:val="22"/>
-        </w:rPr>
-        <w:t xml:space="preserve">☐  </w:t>
-      </w:r>
-      <w:r>
-        <w:rPr>
-          <w:b/>
-          <w:bCs/>
-          <w:color w:val="12355B"/>
-          <w:sz w:val="20"/>
-          <w:szCs w:val="20"/>
-        </w:rPr>
-        <w:t xml:space="preserve">equivalent ratios — </w:t>
-      </w:r>
-      <w:r>
-        <w:rPr>
-          <w:sz w:val="20"/>
-          <w:szCs w:val="20"/>
-        </w:rPr>
-        <w:t xml:space="preserve">Ratios that make the same comparison using different numbers.</w:t>
-      </w:r>
-      <w:r>
-        <w:rPr>
-          <w:i/>
-          <w:iCs/>
-          <w:color w:val="5F6F80"/>
-          <w:sz w:val="18"/>
-          <w:szCs w:val="18"/>
-        </w:rPr>
-        <w:br/>
-        <w:t xml:space="preserve">razones equivalentes — Razones que hacen la misma comparación con números diferentes.</w:t>
-      </w:r>
-    </w:p>
-    <w:tbl>
-      <w:tblPr>
-        <w:tblW w:type="pct" w:w="100%"/>
-        <w:tblBorders>
-          <w:top w:val="single" w:color="1FA6A2" w:sz="8"/>
-          <w:left w:val="single" w:color="1FA6A2" w:sz="8"/>
-          <w:bottom w:val="single" w:color="1FA6A2" w:sz="8"/>
-          <w:right w:val="single" w:color="1FA6A2" w:sz="8"/>
-          <w:insideH w:val="single" w:color="auto" w:sz="4"/>
-          <w:insideV w:val="single" w:color="auto" w:sz="4"/>
-        </w:tblBorders>
-      </w:tblPr>
-      <w:tblGrid>
-        <w:gridCol w:w="100"/>
-      </w:tblGrid>
-      <w:tr>
-        <w:tc>
-          <w:tcPr>
-            <w:shd w:fill="F7FFFD" w:color="auto" w:val="clear"/>
-            <w:tcMar>
-              <w:top w:type="dxa" w:w="120"/>
-              <w:left w:type="dxa" w:w="180"/>
-              <w:bottom w:type="dxa" w:w="120"/>
-              <w:right w:type="dxa" w:w="180"/>
-            </w:tcMar>
-          </w:tcPr>
-          <w:p>
-            <w:pPr>
-              <w:spacing w:after="50"/>
-            </w:pPr>
-            <w:r>
-              <w:rPr>
-                <w:b/>
-                <w:bCs/>
-                <w:color w:val="1FA6A2"/>
-                <w:sz w:val="20"/>
-                <w:szCs w:val="20"/>
-              </w:rPr>
-              <w:t xml:space="preserve">Say it first:  </w:t>
-            </w:r>
-            <w:r>
-              <w:rPr>
-                <w:sz w:val="20"/>
-                <w:szCs w:val="20"/>
-              </w:rPr>
-              <w:t xml:space="preserve">Say your idea to a partner or quietly to yourself before you write.</w:t>
-            </w:r>
-          </w:p>
-          <w:p>
-            <w:pPr>
-              <w:spacing w:after="60"/>
-            </w:pPr>
-            <w:r>
-              <w:rPr>
-                <w:color w:val="1A2733"/>
-                <w:sz w:val="21"/>
-                <w:szCs w:val="21"/>
-              </w:rPr>
-              <w:t xml:space="preserve">Describe a future mode of individual transportation. A complete answer says how it is ___, names a ___ (or rate) that shapes it, and explains where that math appears in the vehicle's ___.</w:t>
-            </w:r>
             <w:r>
               <w:rPr>
                 <w:i/>
@@ -1770,7 +1391,7 @@
                 <w:szCs w:val="19"/>
               </w:rPr>
               <w:br/>
-              <w:t xml:space="preserve">Di tu respuesta primero: Mi respuesta es ___ porque ___.</w:t>
+              <w:t xml:space="preserve">¿Con qué funcionará tu vehículo del futuro, y qué matemáticas se usarán en su diseño o su uso?</w:t>
             </w:r>
           </w:p>
         </w:tc>
@@ -1778,28 +1399,192 @@
     </w:tbl>
     <w:p>
       <w:pPr>
-        <w:pStyle w:val="Heading2"/>
-        <w:spacing w:after="80" w:before="180"/>
-      </w:pPr>
-      <w:r>
-        <w:rPr>
-          <w:b/>
-          <w:bCs/>
-          <w:color w:val="12355B"/>
-          <w:sz w:val="24"/>
-          <w:szCs w:val="24"/>
-        </w:rPr>
-        <w:t xml:space="preserve">3. Build Your Explanation</w:t>
-      </w:r>
+        <w:spacing w:after="100"/>
+      </w:pPr>
       <w:r>
         <w:rPr>
           <w:i/>
           <w:iCs/>
-          <w:color w:val="B97A12"/>
+          <w:color w:val="5F6F80"/>
           <w:sz w:val="19"/>
           <w:szCs w:val="19"/>
         </w:rPr>
-        <w:t xml:space="preserve">   choose your support</w:t>
+        <w:t xml:space="preserve">Say your answer to a partner first. Then write it, using at least two of these words:</w:t>
+      </w:r>
+    </w:p>
+    <w:p>
+      <w:pPr>
+        <w:spacing w:after="40"/>
+      </w:pPr>
+      <w:r>
+        <w:rPr>
+          <w:b/>
+          <w:bCs/>
+          <w:color w:val="1FA6A2"/>
+          <w:sz w:val="22"/>
+          <w:szCs w:val="22"/>
+        </w:rPr>
+        <w:t xml:space="preserve">☐  </w:t>
+      </w:r>
+      <w:r>
+        <w:rPr>
+          <w:b/>
+          <w:bCs/>
+          <w:color w:val="12355B"/>
+          <w:sz w:val="20"/>
+          <w:szCs w:val="20"/>
+        </w:rPr>
+        <w:t xml:space="preserve">ingenuity</w:t>
+      </w:r>
+      <w:r>
+        <w:rPr>
+          <w:i/>
+          <w:iCs/>
+          <w:color w:val="5F6F80"/>
+          <w:sz w:val="18"/>
+          <w:szCs w:val="18"/>
+        </w:rPr>
+        <w:t xml:space="preserve">  ·  ingenio</w:t>
+      </w:r>
+    </w:p>
+    <w:p>
+      <w:pPr>
+        <w:spacing w:after="40"/>
+      </w:pPr>
+      <w:r>
+        <w:rPr>
+          <w:b/>
+          <w:bCs/>
+          <w:color w:val="1FA6A2"/>
+          <w:sz w:val="22"/>
+          <w:szCs w:val="22"/>
+        </w:rPr>
+        <w:t xml:space="preserve">☐  </w:t>
+      </w:r>
+      <w:r>
+        <w:rPr>
+          <w:b/>
+          <w:bCs/>
+          <w:color w:val="12355B"/>
+          <w:sz w:val="20"/>
+          <w:szCs w:val="20"/>
+        </w:rPr>
+        <w:t xml:space="preserve">rotation</w:t>
+      </w:r>
+      <w:r>
+        <w:rPr>
+          <w:i/>
+          <w:iCs/>
+          <w:color w:val="5F6F80"/>
+          <w:sz w:val="18"/>
+          <w:szCs w:val="18"/>
+        </w:rPr>
+        <w:t xml:space="preserve">  ·  rotación</w:t>
+      </w:r>
+    </w:p>
+    <w:p>
+      <w:pPr>
+        <w:spacing w:after="40"/>
+      </w:pPr>
+      <w:r>
+        <w:rPr>
+          <w:b/>
+          <w:bCs/>
+          <w:color w:val="1FA6A2"/>
+          <w:sz w:val="22"/>
+          <w:szCs w:val="22"/>
+        </w:rPr>
+        <w:t xml:space="preserve">☐  </w:t>
+      </w:r>
+      <w:r>
+        <w:rPr>
+          <w:b/>
+          <w:bCs/>
+          <w:color w:val="12355B"/>
+          <w:sz w:val="20"/>
+          <w:szCs w:val="20"/>
+        </w:rPr>
+        <w:t xml:space="preserve">gear</w:t>
+      </w:r>
+      <w:r>
+        <w:rPr>
+          <w:i/>
+          <w:iCs/>
+          <w:color w:val="5F6F80"/>
+          <w:sz w:val="18"/>
+          <w:szCs w:val="18"/>
+        </w:rPr>
+        <w:t xml:space="preserve">  ·  engranaje</w:t>
+      </w:r>
+    </w:p>
+    <w:p>
+      <w:pPr>
+        <w:spacing w:after="40"/>
+      </w:pPr>
+      <w:r>
+        <w:rPr>
+          <w:b/>
+          <w:bCs/>
+          <w:color w:val="1FA6A2"/>
+          <w:sz w:val="22"/>
+          <w:szCs w:val="22"/>
+        </w:rPr>
+        <w:t xml:space="preserve">☐  </w:t>
+      </w:r>
+      <w:r>
+        <w:rPr>
+          <w:b/>
+          <w:bCs/>
+          <w:color w:val="12355B"/>
+          <w:sz w:val="20"/>
+          <w:szCs w:val="20"/>
+        </w:rPr>
+        <w:t xml:space="preserve">ratio</w:t>
+      </w:r>
+      <w:r>
+        <w:rPr>
+          <w:i/>
+          <w:iCs/>
+          <w:color w:val="5F6F80"/>
+          <w:sz w:val="18"/>
+          <w:szCs w:val="18"/>
+        </w:rPr>
+        <w:t xml:space="preserve">  ·  razón</w:t>
+      </w:r>
+    </w:p>
+    <w:p>
+      <w:pPr>
+        <w:spacing w:after="40"/>
+      </w:pPr>
+      <w:r>
+        <w:rPr>
+          <w:b/>
+          <w:bCs/>
+          <w:color w:val="1FA6A2"/>
+          <w:sz w:val="22"/>
+          <w:szCs w:val="22"/>
+        </w:rPr>
+        <w:t xml:space="preserve">☐  </w:t>
+      </w:r>
+      <w:r>
+        <w:rPr>
+          <w:b/>
+          <w:bCs/>
+          <w:color w:val="12355B"/>
+          <w:sz w:val="20"/>
+          <w:szCs w:val="20"/>
+        </w:rPr>
+        <w:t xml:space="preserve">equivalent ratios</w:t>
+      </w:r>
+      <w:r>
+        <w:rPr>
+          <w:i/>
+          <w:iCs/>
+          <w:color w:val="5F6F80"/>
+          <w:sz w:val="18"/>
+          <w:szCs w:val="18"/>
+        </w:rPr>
+        <w:t xml:space="preserve">  ·  razones equivalentes</w:t>
       </w:r>
     </w:p>
     <w:tbl>
@@ -1830,21 +1615,6 @@
           </w:tcPr>
           <w:p>
             <w:pPr>
-              <w:spacing w:after="50"/>
-            </w:pPr>
-            <w:r>
-              <w:rPr>
-                <w:i/>
-                <w:iCs/>
-                <w:color w:val="5F6F80"/>
-                <w:sz w:val="19"/>
-                <w:szCs w:val="19"/>
-              </w:rPr>
-              <w:t xml:space="preserve">This model shows the parts of an explanation. It does not answer your writing question.</w:t>
-            </w:r>
-          </w:p>
-          <w:p>
-            <w:pPr>
               <w:spacing w:after="80"/>
             </w:pPr>
             <w:r>
@@ -1855,58 +1625,14 @@
                 <w:sz w:val="19"/>
                 <w:szCs w:val="19"/>
               </w:rPr>
-              <w:t xml:space="preserve">Claim:  </w:t>
+              <w:t xml:space="preserve">Model:  </w:t>
             </w:r>
             <w:r>
               <w:rPr>
                 <w:sz w:val="19"/>
                 <w:szCs w:val="19"/>
               </w:rPr>
-              <w:t xml:space="preserve">One pedal rotation makes one wheel rotation, so a bigger wheel's longer perimeter carries the bicycle farther with each pedal push.</w:t>
-            </w:r>
-          </w:p>
-          <w:p>
-            <w:pPr>
-              <w:spacing w:after="80"/>
-            </w:pPr>
-            <w:r>
-              <w:rPr>
-                <w:b/>
-                <w:bCs/>
-                <w:color w:val="12355B"/>
-                <w:sz w:val="19"/>
-                <w:szCs w:val="19"/>
-              </w:rPr>
-              <w:t xml:space="preserve">Evidence:  </w:t>
-            </w:r>
-            <w:r>
-              <w:rPr>
-                <w:sz w:val="19"/>
-                <w:szCs w:val="19"/>
-              </w:rPr>
-              <w:t xml:space="preserve">A strong answer connects the 1-to-1 ratio to the wheel's perimeter, explaining a bigger wheel travels farther per pedal push. A weak answer just says 'bigger is faster' without naming the ratio or perimeter.</w:t>
-            </w:r>
-          </w:p>
-          <w:p>
-            <w:pPr>
-              <w:spacing w:after="80"/>
-            </w:pPr>
-            <w:r>
-              <w:rPr>
-                <w:b/>
-                <w:bCs/>
-                <w:color w:val="12355B"/>
-                <w:sz w:val="19"/>
-                <w:szCs w:val="19"/>
-              </w:rPr>
-              <w:t xml:space="preserve">Reasoning:  </w:t>
-            </w:r>
-            <w:r>
-              <w:rPr>
-                <w:sz w:val="19"/>
-                <w:szCs w:val="19"/>
-              </w:rPr>
-              <w:t xml:space="preserve">This evidence connects the definition of ingenuity to the mathematical claim.</w:t>
+              <w:t xml:space="preserve">One pedal rotation makes one wheel rotation, so a bigger wheel's longer perimeter carries the bicycle farther with each pedal push. — A strong answer connects the 1-to-1 ratio to the wheel's perimeter, explaining a bigger wheel travels farther per pedal push. A weak answer just says 'bigger is faster' without naming the ratio or perimeter.</w:t>
             </w:r>
           </w:p>
         </w:tc>
@@ -1985,7 +1711,7 @@
           <w:sz w:val="21"/>
           <w:szCs w:val="21"/>
         </w:rPr>
-        <w:t xml:space="preserve">My answer is ___.</w:t>
+        <w:t xml:space="preserve">My answer is ___ because ___.</w:t>
       </w:r>
       <w:r>
         <w:rPr>
@@ -1996,7 +1722,7 @@
           <w:szCs w:val="19"/>
         </w:rPr>
         <w:br/>
-        <w:t xml:space="preserve">Mi respuesta es ___.</w:t>
+        <w:t xml:space="preserve">Mi respuesta es ___ porque ___.</w:t>
       </w:r>
     </w:p>
     <w:tbl>
@@ -2136,7 +1862,7 @@
           <w:sz w:val="21"/>
           <w:szCs w:val="21"/>
         </w:rPr>
-        <w:t xml:space="preserve">I know because ___.</w:t>
+        <w:t xml:space="preserve">My evidence is ___, so ___.</w:t>
       </w:r>
       <w:r>
         <w:rPr>
@@ -2147,31 +1873,7 @@
           <w:szCs w:val="19"/>
         </w:rPr>
         <w:br/>
-        <w:t xml:space="preserve">Lo sé porque ___.</w:t>
-      </w:r>
-    </w:p>
-    <w:p>
-      <w:pPr>
-        <w:spacing w:after="60"/>
-      </w:pPr>
-      <w:r>
-        <w:rPr>
-          <w:color w:val="1A2733"/>
-          <w:sz w:val="21"/>
-          <w:szCs w:val="21"/>
-        </w:rPr>
-        <w:t xml:space="preserve">So ___.</w:t>
-      </w:r>
-      <w:r>
-        <w:rPr>
-          <w:i/>
-          <w:iCs/>
-          <w:color w:val="5F6F80"/>
-          <w:sz w:val="19"/>
-          <w:szCs w:val="19"/>
-        </w:rPr>
-        <w:br/>
-        <w:t xml:space="preserve">Entonces ___.</w:t>
+        <w:t xml:space="preserve">Mi evidencia es ___, entonces ___.</w:t>
       </w:r>
     </w:p>
     <w:tbl>
@@ -2277,78 +1979,6 @@
         <w:t xml:space="preserve">Escribe una afirmación, da evidencia matemática y explica tu razonamiento.</w:t>
       </w:r>
     </w:p>
-    <w:p>
-      <w:pPr>
-        <w:spacing w:after="60"/>
-      </w:pPr>
-      <w:r>
-        <w:rPr>
-          <w:color w:val="1A2733"/>
-          <w:sz w:val="21"/>
-          <w:szCs w:val="21"/>
-        </w:rPr>
-        <w:t xml:space="preserve">My claim is ___.</w:t>
-      </w:r>
-      <w:r>
-        <w:rPr>
-          <w:i/>
-          <w:iCs/>
-          <w:color w:val="5F6F80"/>
-          <w:sz w:val="19"/>
-          <w:szCs w:val="19"/>
-        </w:rPr>
-        <w:br/>
-        <w:t xml:space="preserve">Mi afirmación es ___.</w:t>
-      </w:r>
-    </w:p>
-    <w:p>
-      <w:pPr>
-        <w:spacing w:after="60"/>
-      </w:pPr>
-      <w:r>
-        <w:rPr>
-          <w:color w:val="1A2733"/>
-          <w:sz w:val="21"/>
-          <w:szCs w:val="21"/>
-        </w:rPr>
-        <w:t xml:space="preserve">My math evidence is ___.</w:t>
-      </w:r>
-      <w:r>
-        <w:rPr>
-          <w:i/>
-          <w:iCs/>
-          <w:color w:val="5F6F80"/>
-          <w:sz w:val="19"/>
-          <w:szCs w:val="19"/>
-        </w:rPr>
-        <w:br/>
-        <w:t xml:space="preserve">Mi evidencia matemática es ___.</w:t>
-      </w:r>
-    </w:p>
-    <w:p>
-      <w:pPr>
-        <w:spacing w:after="60"/>
-      </w:pPr>
-      <w:r>
-        <w:rPr>
-          <w:color w:val="1A2733"/>
-          <w:sz w:val="21"/>
-          <w:szCs w:val="21"/>
-        </w:rPr>
-        <w:t xml:space="preserve">This proves ___ because ___.</w:t>
-      </w:r>
-      <w:r>
-        <w:rPr>
-          <w:i/>
-          <w:iCs/>
-          <w:color w:val="5F6F80"/>
-          <w:sz w:val="19"/>
-          <w:szCs w:val="19"/>
-        </w:rPr>
-        <w:br/>
-        <w:t xml:space="preserve">Esto demuestra ___ porque ___.</w:t>
-      </w:r>
-    </w:p>
     <w:tbl>
       <w:tblPr>
         <w:tblW w:type="pct" w:w="100%"/>
@@ -2431,7 +2061,7 @@
           <w:sz w:val="24"/>
           <w:szCs w:val="24"/>
         </w:rPr>
-        <w:t xml:space="preserve">4. Check Your Explanation</w:t>
+        <w:t xml:space="preserve">Check Your Explanation</w:t>
       </w:r>
       <w:r>
         <w:rPr>
@@ -2441,7 +2071,7 @@
           <w:sz w:val="19"/>
           <w:szCs w:val="19"/>
         </w:rPr>
-        <w:t xml:space="preserve">   five quick checks</w:t>
+        <w:t xml:space="preserve">   three quick checks</w:t>
       </w:r>
     </w:p>
     <w:p>
@@ -2465,17 +2095,6 @@
         </w:rPr>
         <w:t xml:space="preserve">I answered the question.</w:t>
       </w:r>
-      <w:r>
-        <w:rPr>
-          <w:i/>
-          <w:iCs/>
-          <w:color w:val="5F6F80"/>
-          <w:sz w:val="18"/>
-          <w:szCs w:val="18"/>
-        </w:rPr>
-        <w:br/>
-        <w:t xml:space="preserve">Respondí la pregunta.</w:t>
-      </w:r>
     </w:p>
     <w:p>
       <w:pPr>
@@ -2496,18 +2115,7 @@
           <w:sz w:val="20"/>
           <w:szCs w:val="20"/>
         </w:rPr>
-        <w:t xml:space="preserve">I used math evidence: numbers, an equation, a model, or a comparison.</w:t>
-      </w:r>
-      <w:r>
-        <w:rPr>
-          <w:i/>
-          <w:iCs/>
-          <w:color w:val="5F6F80"/>
-          <w:sz w:val="18"/>
-          <w:szCs w:val="18"/>
-        </w:rPr>
-        <w:br/>
-        <w:t xml:space="preserve">Usé evidencia matemática: números, una ecuación, un modelo o una comparación.</w:t>
+        <w:t xml:space="preserve">I used math evidence: numbers, an equation, or a model.</w:t>
       </w:r>
     </w:p>
     <w:p>
@@ -2529,84 +2137,7 @@
           <w:sz w:val="20"/>
           <w:szCs w:val="20"/>
         </w:rPr>
-        <w:t xml:space="preserve">I explained how the evidence proves my answer.</w:t>
-      </w:r>
-      <w:r>
-        <w:rPr>
-          <w:i/>
-          <w:iCs/>
-          <w:color w:val="5F6F80"/>
-          <w:sz w:val="18"/>
-          <w:szCs w:val="18"/>
-        </w:rPr>
-        <w:br/>
-        <w:t xml:space="preserve">Expliqué cómo la evidencia demuestra mi respuesta.</w:t>
-      </w:r>
-    </w:p>
-    <w:p>
-      <w:pPr>
-        <w:spacing w:after="80"/>
-      </w:pPr>
-      <w:r>
-        <w:rPr>
-          <w:b/>
-          <w:bCs/>
-          <w:color w:val="1FA6A2"/>
-          <w:sz w:val="22"/>
-          <w:szCs w:val="22"/>
-        </w:rPr>
-        <w:t xml:space="preserve">☐  </w:t>
-      </w:r>
-      <w:r>
-        <w:rPr>
-          <w:sz w:val="20"/>
-          <w:szCs w:val="20"/>
-        </w:rPr>
         <w:t xml:space="preserve">I used at least two math words.</w:t>
-      </w:r>
-      <w:r>
-        <w:rPr>
-          <w:i/>
-          <w:iCs/>
-          <w:color w:val="5F6F80"/>
-          <w:sz w:val="18"/>
-          <w:szCs w:val="18"/>
-        </w:rPr>
-        <w:br/>
-        <w:t xml:space="preserve">Usé por lo menos dos palabras matemáticas.</w:t>
-      </w:r>
-    </w:p>
-    <w:p>
-      <w:pPr>
-        <w:spacing w:after="80"/>
-      </w:pPr>
-      <w:r>
-        <w:rPr>
-          <w:b/>
-          <w:bCs/>
-          <w:color w:val="1FA6A2"/>
-          <w:sz w:val="22"/>
-          <w:szCs w:val="22"/>
-        </w:rPr>
-        <w:t xml:space="preserve">☐  </w:t>
-      </w:r>
-      <w:r>
-        <w:rPr>
-          <w:sz w:val="20"/>
-          <w:szCs w:val="20"/>
-        </w:rPr>
-        <w:t xml:space="preserve">I reread complete sentences and punctuation.</w:t>
-      </w:r>
-      <w:r>
-        <w:rPr>
-          <w:i/>
-          <w:iCs/>
-          <w:color w:val="5F6F80"/>
-          <w:sz w:val="18"/>
-          <w:szCs w:val="18"/>
-        </w:rPr>
-        <w:br/>
-        <w:t xml:space="preserve">Volví a leer mis oraciones completas y la puntuación.</w:t>
       </w:r>
     </w:p>
     <w:p>
@@ -5056,7 +4587,7 @@
           <w:sz w:val="20"/>
           <w:szCs w:val="20"/>
         </w:rPr>
-        <w:t xml:space="preserve">☐  I answered the question.</w:t>
+        <w:t xml:space="preserve">☐  The answer to the math question is correct.</w:t>
       </w:r>
     </w:p>
     <w:p>
@@ -5068,7 +4599,7 @@
           <w:sz w:val="20"/>
           <w:szCs w:val="20"/>
         </w:rPr>
-        <w:t xml:space="preserve">☐  I used math evidence: numbers, an equation, a model, or a comparison.</w:t>
+        <w:t xml:space="preserve">☐  The evidence is real lesson mathematics (numbers, equation, or model), not restated claim.</w:t>
       </w:r>
     </w:p>
     <w:p>
@@ -5080,31 +4611,7 @@
           <w:sz w:val="20"/>
           <w:szCs w:val="20"/>
         </w:rPr>
-        <w:t xml:space="preserve">☐  I explained how the evidence proves my answer.</w:t>
-      </w:r>
-    </w:p>
-    <w:p>
-      <w:pPr>
-        <w:spacing w:after="80"/>
-      </w:pPr>
-      <w:r>
-        <w:rPr>
-          <w:sz w:val="20"/>
-          <w:szCs w:val="20"/>
-        </w:rPr>
-        <w:t xml:space="preserve">☐  I used at least two math words.</w:t>
-      </w:r>
-    </w:p>
-    <w:p>
-      <w:pPr>
-        <w:spacing w:after="80"/>
-      </w:pPr>
-      <w:r>
-        <w:rPr>
-          <w:sz w:val="20"/>
-          <w:szCs w:val="20"/>
-        </w:rPr>
-        <w:t xml:space="preserve">☐  I reread complete sentences and punctuation.</w:t>
+        <w:t xml:space="preserve">☐  The support level changed the language scaffolding, never the mathematical expectation.</w:t>
       </w:r>
     </w:p>
     <w:sectPr>
